--- a/Task_Docx/10092912_Day27.docx
+++ b/Task_Docx/10092912_Day27.docx
@@ -271,7 +271,6 @@
           <w14:ligatures w14:val="none"/>
         </w:rPr>
       </w:pPr>
-      <w:proofErr w:type="gramStart"/>
       <w:r>
         <w:rPr>
           <w:rFonts w:ascii="Arial" w:eastAsia="Times New Roman" w:hAnsi="Arial" w:cs="Arial"/>
@@ -282,20 +281,7 @@
           <w:lang w:eastAsia="en-IN"/>
           <w14:ligatures w14:val="none"/>
         </w:rPr>
-        <w:t>Lets</w:t>
-      </w:r>
-      <w:proofErr w:type="gramEnd"/>
-      <w:r>
-        <w:rPr>
-          <w:rFonts w:ascii="Arial" w:eastAsia="Times New Roman" w:hAnsi="Arial" w:cs="Arial"/>
-          <w:color w:val="000000"/>
-          <w:kern w:val="0"/>
-          <w:sz w:val="22"/>
-          <w:szCs w:val="22"/>
-          <w:lang w:eastAsia="en-IN"/>
-          <w14:ligatures w14:val="none"/>
-        </w:rPr>
-        <w:t xml:space="preserve"> Set up your project using spring initializer</w:t>
+        <w:t>Lets Set up your project using spring initializer</w:t>
       </w:r>
     </w:p>
     <w:p>
@@ -401,9 +387,19 @@
           <w:lang w:eastAsia="en-IN"/>
           <w14:ligatures w14:val="none"/>
         </w:rPr>
-        <w:t xml:space="preserve">Set Group: </w:t>
-      </w:r>
-      <w:proofErr w:type="gramStart"/>
+        <w:t>Set Group: com.Microservices, Artifact: userservice</w:t>
+      </w:r>
+    </w:p>
+    <w:p>
+      <w:pPr>
+        <w:spacing w:after="0" w:line="240" w:lineRule="auto"/>
+        <w:rPr>
+          <w:rFonts w:ascii="Times New Roman" w:eastAsia="Times New Roman" w:hAnsi="Times New Roman" w:cs="Times New Roman"/>
+          <w:kern w:val="0"/>
+          <w:lang w:eastAsia="en-IN"/>
+          <w14:ligatures w14:val="none"/>
+        </w:rPr>
+      </w:pPr>
       <w:r>
         <w:rPr>
           <w:rFonts w:ascii="Arial" w:eastAsia="Times New Roman" w:hAnsi="Arial" w:cs="Arial"/>
@@ -414,9 +410,30 @@
           <w:lang w:eastAsia="en-IN"/>
           <w14:ligatures w14:val="none"/>
         </w:rPr>
-        <w:t>com.Microservices</w:t>
-      </w:r>
-      <w:proofErr w:type="gramEnd"/>
+        <w:t>Click Generate to download the project</w:t>
+      </w:r>
+    </w:p>
+    <w:p>
+      <w:pPr>
+        <w:spacing w:after="0" w:line="240" w:lineRule="auto"/>
+        <w:rPr>
+          <w:rFonts w:ascii="Times New Roman" w:eastAsia="Times New Roman" w:hAnsi="Times New Roman" w:cs="Times New Roman"/>
+          <w:kern w:val="0"/>
+          <w:lang w:eastAsia="en-IN"/>
+          <w14:ligatures w14:val="none"/>
+        </w:rPr>
+      </w:pPr>
+    </w:p>
+    <w:p>
+      <w:pPr>
+        <w:spacing w:after="0" w:line="240" w:lineRule="auto"/>
+        <w:rPr>
+          <w:rFonts w:ascii="Times New Roman" w:eastAsia="Times New Roman" w:hAnsi="Times New Roman" w:cs="Times New Roman"/>
+          <w:kern w:val="0"/>
+          <w:lang w:eastAsia="en-IN"/>
+          <w14:ligatures w14:val="none"/>
+        </w:rPr>
+      </w:pPr>
       <w:r>
         <w:rPr>
           <w:rFonts w:ascii="Arial" w:eastAsia="Times New Roman" w:hAnsi="Arial" w:cs="Arial"/>
@@ -427,8 +444,19 @@
           <w:lang w:eastAsia="en-IN"/>
           <w14:ligatures w14:val="none"/>
         </w:rPr>
-        <w:t>, Artifact: userservice</w:t>
-      </w:r>
+        <w:t>Step 2:</w:t>
+      </w:r>
+    </w:p>
+    <w:p>
+      <w:pPr>
+        <w:spacing w:after="0" w:line="240" w:lineRule="auto"/>
+        <w:rPr>
+          <w:rFonts w:ascii="Times New Roman" w:eastAsia="Times New Roman" w:hAnsi="Times New Roman" w:cs="Times New Roman"/>
+          <w:kern w:val="0"/>
+          <w:lang w:eastAsia="en-IN"/>
+          <w14:ligatures w14:val="none"/>
+        </w:rPr>
+      </w:pPr>
     </w:p>
     <w:p>
       <w:pPr>
@@ -450,19 +478,8 @@
           <w:lang w:eastAsia="en-IN"/>
           <w14:ligatures w14:val="none"/>
         </w:rPr>
-        <w:t>Click Generate to download the project</w:t>
-      </w:r>
-    </w:p>
-    <w:p>
-      <w:pPr>
-        <w:spacing w:after="0" w:line="240" w:lineRule="auto"/>
-        <w:rPr>
-          <w:rFonts w:ascii="Times New Roman" w:eastAsia="Times New Roman" w:hAnsi="Times New Roman" w:cs="Times New Roman"/>
-          <w:kern w:val="0"/>
-          <w:lang w:eastAsia="en-IN"/>
-          <w14:ligatures w14:val="none"/>
-        </w:rPr>
-      </w:pPr>
+        <w:t>now will import into our IDE</w:t>
+      </w:r>
     </w:p>
     <w:p>
       <w:pPr>
@@ -484,19 +501,8 @@
           <w:lang w:eastAsia="en-IN"/>
           <w14:ligatures w14:val="none"/>
         </w:rPr>
-        <w:t>Step 2:</w:t>
-      </w:r>
-    </w:p>
-    <w:p>
-      <w:pPr>
-        <w:spacing w:after="0" w:line="240" w:lineRule="auto"/>
-        <w:rPr>
-          <w:rFonts w:ascii="Times New Roman" w:eastAsia="Times New Roman" w:hAnsi="Times New Roman" w:cs="Times New Roman"/>
-          <w:kern w:val="0"/>
-          <w:lang w:eastAsia="en-IN"/>
-          <w14:ligatures w14:val="none"/>
-        </w:rPr>
-      </w:pPr>
+        <w:t>Open the generated project in your IDE.</w:t>
+      </w:r>
     </w:p>
     <w:p>
       <w:pPr>
@@ -518,7 +524,7 @@
           <w:lang w:eastAsia="en-IN"/>
           <w14:ligatures w14:val="none"/>
         </w:rPr>
-        <w:t>now will import into our IDE</w:t>
+        <w:t>Extract the ZIP file</w:t>
       </w:r>
     </w:p>
     <w:p>
@@ -541,7 +547,7 @@
           <w:lang w:eastAsia="en-IN"/>
           <w14:ligatures w14:val="none"/>
         </w:rPr>
-        <w:t>Open the generated project in your IDE.</w:t>
+        <w:t>Open in IntelliJ... or any..</w:t>
       </w:r>
     </w:p>
     <w:p>
@@ -564,8 +570,19 @@
           <w:lang w:eastAsia="en-IN"/>
           <w14:ligatures w14:val="none"/>
         </w:rPr>
-        <w:t>Extract the ZIP file</w:t>
-      </w:r>
+        <w:t>Ensure Maven dependencies are downloaded</w:t>
+      </w:r>
+    </w:p>
+    <w:p>
+      <w:pPr>
+        <w:spacing w:after="0" w:line="240" w:lineRule="auto"/>
+        <w:rPr>
+          <w:rFonts w:ascii="Times New Roman" w:eastAsia="Times New Roman" w:hAnsi="Times New Roman" w:cs="Times New Roman"/>
+          <w:kern w:val="0"/>
+          <w:lang w:eastAsia="en-IN"/>
+          <w14:ligatures w14:val="none"/>
+        </w:rPr>
+      </w:pPr>
     </w:p>
     <w:p>
       <w:pPr>
@@ -587,9 +604,30 @@
           <w:lang w:eastAsia="en-IN"/>
           <w14:ligatures w14:val="none"/>
         </w:rPr>
-        <w:t xml:space="preserve">Open in IntelliJ... or </w:t>
-      </w:r>
-      <w:proofErr w:type="gramStart"/>
+        <w:t>Step 3:</w:t>
+      </w:r>
+    </w:p>
+    <w:p>
+      <w:pPr>
+        <w:spacing w:after="0" w:line="240" w:lineRule="auto"/>
+        <w:rPr>
+          <w:rFonts w:ascii="Times New Roman" w:eastAsia="Times New Roman" w:hAnsi="Times New Roman" w:cs="Times New Roman"/>
+          <w:kern w:val="0"/>
+          <w:lang w:eastAsia="en-IN"/>
+          <w14:ligatures w14:val="none"/>
+        </w:rPr>
+      </w:pPr>
+    </w:p>
+    <w:p>
+      <w:pPr>
+        <w:spacing w:after="0" w:line="240" w:lineRule="auto"/>
+        <w:rPr>
+          <w:rFonts w:ascii="Times New Roman" w:eastAsia="Times New Roman" w:hAnsi="Times New Roman" w:cs="Times New Roman"/>
+          <w:kern w:val="0"/>
+          <w:lang w:eastAsia="en-IN"/>
+          <w14:ligatures w14:val="none"/>
+        </w:rPr>
+      </w:pPr>
       <w:r>
         <w:rPr>
           <w:rFonts w:ascii="Arial" w:eastAsia="Times New Roman" w:hAnsi="Arial" w:cs="Arial"/>
@@ -600,9 +638,8 @@
           <w:lang w:eastAsia="en-IN"/>
           <w14:ligatures w14:val="none"/>
         </w:rPr>
-        <w:t>any..</w:t>
-      </w:r>
-      <w:proofErr w:type="gramEnd"/>
+        <w:t>Create User Entity</w:t>
+      </w:r>
     </w:p>
     <w:p>
       <w:pPr>
@@ -624,19 +661,8 @@
           <w:lang w:eastAsia="en-IN"/>
           <w14:ligatures w14:val="none"/>
         </w:rPr>
-        <w:t>Ensure Maven dependencies are downloaded</w:t>
-      </w:r>
-    </w:p>
-    <w:p>
-      <w:pPr>
-        <w:spacing w:after="0" w:line="240" w:lineRule="auto"/>
-        <w:rPr>
-          <w:rFonts w:ascii="Times New Roman" w:eastAsia="Times New Roman" w:hAnsi="Times New Roman" w:cs="Times New Roman"/>
-          <w:kern w:val="0"/>
-          <w:lang w:eastAsia="en-IN"/>
-          <w14:ligatures w14:val="none"/>
-        </w:rPr>
-      </w:pPr>
+        <w:t>Define a simple User model for persistence.</w:t>
+      </w:r>
     </w:p>
     <w:p>
       <w:pPr>
@@ -658,19 +684,8 @@
           <w:lang w:eastAsia="en-IN"/>
           <w14:ligatures w14:val="none"/>
         </w:rPr>
-        <w:t>Step 3:</w:t>
-      </w:r>
-    </w:p>
-    <w:p>
-      <w:pPr>
-        <w:spacing w:after="0" w:line="240" w:lineRule="auto"/>
-        <w:rPr>
-          <w:rFonts w:ascii="Times New Roman" w:eastAsia="Times New Roman" w:hAnsi="Times New Roman" w:cs="Times New Roman"/>
-          <w:kern w:val="0"/>
-          <w:lang w:eastAsia="en-IN"/>
-          <w14:ligatures w14:val="none"/>
-        </w:rPr>
-      </w:pPr>
+        <w:t>Add fields: id, name, email</w:t>
+      </w:r>
     </w:p>
     <w:p>
       <w:pPr>
@@ -692,7 +707,7 @@
           <w:lang w:eastAsia="en-IN"/>
           <w14:ligatures w14:val="none"/>
         </w:rPr>
-        <w:t>Create User Entity</w:t>
+        <w:t>Annotate with @Entity</w:t>
       </w:r>
     </w:p>
     <w:p>
@@ -715,8 +730,19 @@
           <w:lang w:eastAsia="en-IN"/>
           <w14:ligatures w14:val="none"/>
         </w:rPr>
-        <w:t>Define a simple User model for persistence.</w:t>
-      </w:r>
+        <w:t>Use @Id and @GeneratedValue for primary key</w:t>
+      </w:r>
+    </w:p>
+    <w:p>
+      <w:pPr>
+        <w:spacing w:after="0" w:line="240" w:lineRule="auto"/>
+        <w:rPr>
+          <w:rFonts w:ascii="Times New Roman" w:eastAsia="Times New Roman" w:hAnsi="Times New Roman" w:cs="Times New Roman"/>
+          <w:kern w:val="0"/>
+          <w:lang w:eastAsia="en-IN"/>
+          <w14:ligatures w14:val="none"/>
+        </w:rPr>
+      </w:pPr>
     </w:p>
     <w:p>
       <w:pPr>
@@ -738,8 +764,900 @@
           <w:lang w:eastAsia="en-IN"/>
           <w14:ligatures w14:val="none"/>
         </w:rPr>
-        <w:t>Add fields: id, name, email</w:t>
-      </w:r>
+        <w:t>Like …given below… you can use ur own</w:t>
+      </w:r>
+    </w:p>
+    <w:p>
+      <w:pPr>
+        <w:spacing w:after="0" w:line="240" w:lineRule="auto"/>
+        <w:rPr>
+          <w:rFonts w:ascii="Times New Roman" w:eastAsia="Times New Roman" w:hAnsi="Times New Roman" w:cs="Times New Roman"/>
+          <w:kern w:val="0"/>
+          <w:lang w:eastAsia="en-IN"/>
+          <w14:ligatures w14:val="none"/>
+        </w:rPr>
+      </w:pPr>
+    </w:p>
+    <w:p>
+      <w:pPr>
+        <w:shd w:val="clear" w:color="auto" w:fill="191A1C"/>
+        <w:spacing w:after="0" w:line="240" w:lineRule="auto"/>
+        <w:rPr>
+          <w:rFonts w:ascii="Times New Roman" w:eastAsia="Times New Roman" w:hAnsi="Times New Roman" w:cs="Times New Roman"/>
+          <w:kern w:val="0"/>
+          <w:lang w:eastAsia="en-IN"/>
+          <w14:ligatures w14:val="none"/>
+        </w:rPr>
+      </w:pPr>
+      <w:r>
+        <w:rPr>
+          <w:rFonts w:ascii="Courier New" w:eastAsia="Times New Roman" w:hAnsi="Courier New" w:cs="Courier New"/>
+          <w:color w:val="CF8E6D"/>
+          <w:kern w:val="0"/>
+          <w:lang w:eastAsia="en-IN"/>
+          <w14:ligatures w14:val="none"/>
+        </w:rPr>
+        <w:t xml:space="preserve">package </w:t>
+      </w:r>
+      <w:r>
+        <w:rPr>
+          <w:rFonts w:ascii="Courier New" w:eastAsia="Times New Roman" w:hAnsi="Courier New" w:cs="Courier New"/>
+          <w:color w:val="BCBEC4"/>
+          <w:kern w:val="0"/>
+          <w:lang w:eastAsia="en-IN"/>
+          <w14:ligatures w14:val="none"/>
+        </w:rPr>
+        <w:t>com.microservices.userservice.model;</w:t>
+      </w:r>
+    </w:p>
+    <w:p>
+      <w:pPr>
+        <w:shd w:val="clear" w:color="auto" w:fill="191A1C"/>
+        <w:spacing w:after="0" w:line="240" w:lineRule="auto"/>
+        <w:rPr>
+          <w:rFonts w:ascii="Times New Roman" w:eastAsia="Times New Roman" w:hAnsi="Times New Roman" w:cs="Times New Roman"/>
+          <w:kern w:val="0"/>
+          <w:lang w:eastAsia="en-IN"/>
+          <w14:ligatures w14:val="none"/>
+        </w:rPr>
+      </w:pPr>
+    </w:p>
+    <w:p>
+      <w:pPr>
+        <w:shd w:val="clear" w:color="auto" w:fill="191A1C"/>
+        <w:spacing w:after="0" w:line="240" w:lineRule="auto"/>
+        <w:rPr>
+          <w:rFonts w:ascii="Times New Roman" w:eastAsia="Times New Roman" w:hAnsi="Times New Roman" w:cs="Times New Roman"/>
+          <w:kern w:val="0"/>
+          <w:lang w:eastAsia="en-IN"/>
+          <w14:ligatures w14:val="none"/>
+        </w:rPr>
+      </w:pPr>
+      <w:r>
+        <w:rPr>
+          <w:rFonts w:ascii="Courier New" w:eastAsia="Times New Roman" w:hAnsi="Courier New" w:cs="Courier New"/>
+          <w:color w:val="CF8E6D"/>
+          <w:kern w:val="0"/>
+          <w:lang w:eastAsia="en-IN"/>
+          <w14:ligatures w14:val="none"/>
+        </w:rPr>
+        <w:t xml:space="preserve">import </w:t>
+      </w:r>
+      <w:r>
+        <w:rPr>
+          <w:rFonts w:ascii="Courier New" w:eastAsia="Times New Roman" w:hAnsi="Courier New" w:cs="Courier New"/>
+          <w:color w:val="BCBEC4"/>
+          <w:kern w:val="0"/>
+          <w:lang w:eastAsia="en-IN"/>
+          <w14:ligatures w14:val="none"/>
+        </w:rPr>
+        <w:t>jakarta.persistence.Entity;</w:t>
+      </w:r>
+    </w:p>
+    <w:p>
+      <w:pPr>
+        <w:shd w:val="clear" w:color="auto" w:fill="191A1C"/>
+        <w:spacing w:after="0" w:line="240" w:lineRule="auto"/>
+        <w:rPr>
+          <w:rFonts w:ascii="Times New Roman" w:eastAsia="Times New Roman" w:hAnsi="Times New Roman" w:cs="Times New Roman"/>
+          <w:kern w:val="0"/>
+          <w:lang w:eastAsia="en-IN"/>
+          <w14:ligatures w14:val="none"/>
+        </w:rPr>
+      </w:pPr>
+      <w:r>
+        <w:rPr>
+          <w:rFonts w:ascii="Courier New" w:eastAsia="Times New Roman" w:hAnsi="Courier New" w:cs="Courier New"/>
+          <w:color w:val="CF8E6D"/>
+          <w:kern w:val="0"/>
+          <w:lang w:eastAsia="en-IN"/>
+          <w14:ligatures w14:val="none"/>
+        </w:rPr>
+        <w:t xml:space="preserve">import </w:t>
+      </w:r>
+      <w:r>
+        <w:rPr>
+          <w:rFonts w:ascii="Courier New" w:eastAsia="Times New Roman" w:hAnsi="Courier New" w:cs="Courier New"/>
+          <w:color w:val="BCBEC4"/>
+          <w:kern w:val="0"/>
+          <w:lang w:eastAsia="en-IN"/>
+          <w14:ligatures w14:val="none"/>
+        </w:rPr>
+        <w:t>jakarta.persistence.GeneratedValue;</w:t>
+      </w:r>
+    </w:p>
+    <w:p>
+      <w:pPr>
+        <w:shd w:val="clear" w:color="auto" w:fill="191A1C"/>
+        <w:spacing w:after="0" w:line="240" w:lineRule="auto"/>
+        <w:rPr>
+          <w:rFonts w:ascii="Times New Roman" w:eastAsia="Times New Roman" w:hAnsi="Times New Roman" w:cs="Times New Roman"/>
+          <w:kern w:val="0"/>
+          <w:lang w:eastAsia="en-IN"/>
+          <w14:ligatures w14:val="none"/>
+        </w:rPr>
+      </w:pPr>
+      <w:r>
+        <w:rPr>
+          <w:rFonts w:ascii="Courier New" w:eastAsia="Times New Roman" w:hAnsi="Courier New" w:cs="Courier New"/>
+          <w:color w:val="CF8E6D"/>
+          <w:kern w:val="0"/>
+          <w:lang w:eastAsia="en-IN"/>
+          <w14:ligatures w14:val="none"/>
+        </w:rPr>
+        <w:t xml:space="preserve">import </w:t>
+      </w:r>
+      <w:r>
+        <w:rPr>
+          <w:rFonts w:ascii="Courier New" w:eastAsia="Times New Roman" w:hAnsi="Courier New" w:cs="Courier New"/>
+          <w:color w:val="BCBEC4"/>
+          <w:kern w:val="0"/>
+          <w:lang w:eastAsia="en-IN"/>
+          <w14:ligatures w14:val="none"/>
+        </w:rPr>
+        <w:t>jakarta.persistence.GenerationType;</w:t>
+      </w:r>
+    </w:p>
+    <w:p>
+      <w:pPr>
+        <w:shd w:val="clear" w:color="auto" w:fill="191A1C"/>
+        <w:spacing w:after="0" w:line="240" w:lineRule="auto"/>
+        <w:rPr>
+          <w:rFonts w:ascii="Times New Roman" w:eastAsia="Times New Roman" w:hAnsi="Times New Roman" w:cs="Times New Roman"/>
+          <w:kern w:val="0"/>
+          <w:lang w:eastAsia="en-IN"/>
+          <w14:ligatures w14:val="none"/>
+        </w:rPr>
+      </w:pPr>
+      <w:r>
+        <w:rPr>
+          <w:rFonts w:ascii="Courier New" w:eastAsia="Times New Roman" w:hAnsi="Courier New" w:cs="Courier New"/>
+          <w:color w:val="CF8E6D"/>
+          <w:kern w:val="0"/>
+          <w:lang w:eastAsia="en-IN"/>
+          <w14:ligatures w14:val="none"/>
+        </w:rPr>
+        <w:t xml:space="preserve">import </w:t>
+      </w:r>
+      <w:r>
+        <w:rPr>
+          <w:rFonts w:ascii="Courier New" w:eastAsia="Times New Roman" w:hAnsi="Courier New" w:cs="Courier New"/>
+          <w:color w:val="BCBEC4"/>
+          <w:kern w:val="0"/>
+          <w:lang w:eastAsia="en-IN"/>
+          <w14:ligatures w14:val="none"/>
+        </w:rPr>
+        <w:t>jakarta.persistence.Id;</w:t>
+      </w:r>
+    </w:p>
+    <w:p>
+      <w:pPr>
+        <w:shd w:val="clear" w:color="auto" w:fill="191A1C"/>
+        <w:spacing w:after="0" w:line="240" w:lineRule="auto"/>
+        <w:rPr>
+          <w:rFonts w:ascii="Times New Roman" w:eastAsia="Times New Roman" w:hAnsi="Times New Roman" w:cs="Times New Roman"/>
+          <w:kern w:val="0"/>
+          <w:lang w:eastAsia="en-IN"/>
+          <w14:ligatures w14:val="none"/>
+        </w:rPr>
+      </w:pPr>
+    </w:p>
+    <w:p>
+      <w:pPr>
+        <w:shd w:val="clear" w:color="auto" w:fill="191A1C"/>
+        <w:spacing w:after="0" w:line="240" w:lineRule="auto"/>
+        <w:rPr>
+          <w:rFonts w:ascii="Times New Roman" w:eastAsia="Times New Roman" w:hAnsi="Times New Roman" w:cs="Times New Roman"/>
+          <w:kern w:val="0"/>
+          <w:lang w:eastAsia="en-IN"/>
+          <w14:ligatures w14:val="none"/>
+        </w:rPr>
+      </w:pPr>
+      <w:r>
+        <w:rPr>
+          <w:rFonts w:ascii="Courier New" w:eastAsia="Times New Roman" w:hAnsi="Courier New" w:cs="Courier New"/>
+          <w:color w:val="BCBEC4"/>
+          <w:kern w:val="0"/>
+          <w:lang w:eastAsia="en-IN"/>
+          <w14:ligatures w14:val="none"/>
+        </w:rPr>
+        <w:t>@Entity</w:t>
+      </w:r>
+    </w:p>
+    <w:p>
+      <w:pPr>
+        <w:shd w:val="clear" w:color="auto" w:fill="191A1C"/>
+        <w:spacing w:after="0" w:line="240" w:lineRule="auto"/>
+        <w:rPr>
+          <w:rFonts w:ascii="Times New Roman" w:eastAsia="Times New Roman" w:hAnsi="Times New Roman" w:cs="Times New Roman"/>
+          <w:kern w:val="0"/>
+          <w:lang w:eastAsia="en-IN"/>
+          <w14:ligatures w14:val="none"/>
+        </w:rPr>
+      </w:pPr>
+      <w:r>
+        <w:rPr>
+          <w:rFonts w:ascii="Courier New" w:eastAsia="Times New Roman" w:hAnsi="Courier New" w:cs="Courier New"/>
+          <w:color w:val="CF8E6D"/>
+          <w:kern w:val="0"/>
+          <w:lang w:eastAsia="en-IN"/>
+          <w14:ligatures w14:val="none"/>
+        </w:rPr>
+        <w:t xml:space="preserve">public class </w:t>
+      </w:r>
+      <w:r>
+        <w:rPr>
+          <w:rFonts w:ascii="Courier New" w:eastAsia="Times New Roman" w:hAnsi="Courier New" w:cs="Courier New"/>
+          <w:color w:val="BCBEC4"/>
+          <w:kern w:val="0"/>
+          <w:lang w:eastAsia="en-IN"/>
+          <w14:ligatures w14:val="none"/>
+        </w:rPr>
+        <w:t>User {</w:t>
+      </w:r>
+    </w:p>
+    <w:p>
+      <w:pPr>
+        <w:shd w:val="clear" w:color="auto" w:fill="191A1C"/>
+        <w:spacing w:after="0" w:line="240" w:lineRule="auto"/>
+        <w:rPr>
+          <w:rFonts w:ascii="Times New Roman" w:eastAsia="Times New Roman" w:hAnsi="Times New Roman" w:cs="Times New Roman"/>
+          <w:kern w:val="0"/>
+          <w:lang w:eastAsia="en-IN"/>
+          <w14:ligatures w14:val="none"/>
+        </w:rPr>
+      </w:pPr>
+      <w:r>
+        <w:rPr>
+          <w:rFonts w:ascii="Courier New" w:eastAsia="Times New Roman" w:hAnsi="Courier New" w:cs="Courier New"/>
+          <w:color w:val="BCBEC4"/>
+          <w:kern w:val="0"/>
+          <w:lang w:eastAsia="en-IN"/>
+          <w14:ligatures w14:val="none"/>
+        </w:rPr>
+        <w:t>   @Id</w:t>
+      </w:r>
+    </w:p>
+    <w:p>
+      <w:pPr>
+        <w:shd w:val="clear" w:color="auto" w:fill="191A1C"/>
+        <w:spacing w:after="0" w:line="240" w:lineRule="auto"/>
+        <w:rPr>
+          <w:rFonts w:ascii="Times New Roman" w:eastAsia="Times New Roman" w:hAnsi="Times New Roman" w:cs="Times New Roman"/>
+          <w:kern w:val="0"/>
+          <w:lang w:eastAsia="en-IN"/>
+          <w14:ligatures w14:val="none"/>
+        </w:rPr>
+      </w:pPr>
+      <w:r>
+        <w:rPr>
+          <w:rFonts w:ascii="Courier New" w:eastAsia="Times New Roman" w:hAnsi="Courier New" w:cs="Courier New"/>
+          <w:color w:val="BCBEC4"/>
+          <w:kern w:val="0"/>
+          <w:lang w:eastAsia="en-IN"/>
+          <w14:ligatures w14:val="none"/>
+        </w:rPr>
+        <w:t>   @GeneratedValue(strategy = GenerationType.IDENTITY)</w:t>
+      </w:r>
+    </w:p>
+    <w:p>
+      <w:pPr>
+        <w:shd w:val="clear" w:color="auto" w:fill="191A1C"/>
+        <w:spacing w:after="0" w:line="240" w:lineRule="auto"/>
+        <w:rPr>
+          <w:rFonts w:ascii="Times New Roman" w:eastAsia="Times New Roman" w:hAnsi="Times New Roman" w:cs="Times New Roman"/>
+          <w:kern w:val="0"/>
+          <w:lang w:eastAsia="en-IN"/>
+          <w14:ligatures w14:val="none"/>
+        </w:rPr>
+      </w:pPr>
+      <w:r>
+        <w:rPr>
+          <w:rFonts w:ascii="Courier New" w:eastAsia="Times New Roman" w:hAnsi="Courier New" w:cs="Courier New"/>
+          <w:color w:val="BCBEC4"/>
+          <w:kern w:val="0"/>
+          <w:lang w:eastAsia="en-IN"/>
+          <w14:ligatures w14:val="none"/>
+        </w:rPr>
+        <w:t>   </w:t>
+      </w:r>
+      <w:r>
+        <w:rPr>
+          <w:rFonts w:ascii="Courier New" w:eastAsia="Times New Roman" w:hAnsi="Courier New" w:cs="Courier New"/>
+          <w:color w:val="CF8E6D"/>
+          <w:kern w:val="0"/>
+          <w:lang w:eastAsia="en-IN"/>
+          <w14:ligatures w14:val="none"/>
+        </w:rPr>
+        <w:t xml:space="preserve">private </w:t>
+      </w:r>
+      <w:r>
+        <w:rPr>
+          <w:rFonts w:ascii="Courier New" w:eastAsia="Times New Roman" w:hAnsi="Courier New" w:cs="Courier New"/>
+          <w:color w:val="BCBEC4"/>
+          <w:kern w:val="0"/>
+          <w:lang w:eastAsia="en-IN"/>
+          <w14:ligatures w14:val="none"/>
+        </w:rPr>
+        <w:t>Long id;</w:t>
+      </w:r>
+    </w:p>
+    <w:p>
+      <w:pPr>
+        <w:shd w:val="clear" w:color="auto" w:fill="191A1C"/>
+        <w:spacing w:after="0" w:line="240" w:lineRule="auto"/>
+        <w:rPr>
+          <w:rFonts w:ascii="Times New Roman" w:eastAsia="Times New Roman" w:hAnsi="Times New Roman" w:cs="Times New Roman"/>
+          <w:kern w:val="0"/>
+          <w:lang w:eastAsia="en-IN"/>
+          <w14:ligatures w14:val="none"/>
+        </w:rPr>
+      </w:pPr>
+      <w:r>
+        <w:rPr>
+          <w:rFonts w:ascii="Courier New" w:eastAsia="Times New Roman" w:hAnsi="Courier New" w:cs="Courier New"/>
+          <w:color w:val="BCBEC4"/>
+          <w:kern w:val="0"/>
+          <w:lang w:eastAsia="en-IN"/>
+          <w14:ligatures w14:val="none"/>
+        </w:rPr>
+        <w:t>   </w:t>
+      </w:r>
+      <w:r>
+        <w:rPr>
+          <w:rFonts w:ascii="Courier New" w:eastAsia="Times New Roman" w:hAnsi="Courier New" w:cs="Courier New"/>
+          <w:color w:val="CF8E6D"/>
+          <w:kern w:val="0"/>
+          <w:lang w:eastAsia="en-IN"/>
+          <w14:ligatures w14:val="none"/>
+        </w:rPr>
+        <w:t xml:space="preserve">private </w:t>
+      </w:r>
+      <w:r>
+        <w:rPr>
+          <w:rFonts w:ascii="Courier New" w:eastAsia="Times New Roman" w:hAnsi="Courier New" w:cs="Courier New"/>
+          <w:color w:val="BCBEC4"/>
+          <w:kern w:val="0"/>
+          <w:lang w:eastAsia="en-IN"/>
+          <w14:ligatures w14:val="none"/>
+        </w:rPr>
+        <w:t>String name;</w:t>
+      </w:r>
+    </w:p>
+    <w:p>
+      <w:pPr>
+        <w:shd w:val="clear" w:color="auto" w:fill="191A1C"/>
+        <w:spacing w:after="0" w:line="240" w:lineRule="auto"/>
+        <w:rPr>
+          <w:rFonts w:ascii="Times New Roman" w:eastAsia="Times New Roman" w:hAnsi="Times New Roman" w:cs="Times New Roman"/>
+          <w:kern w:val="0"/>
+          <w:lang w:eastAsia="en-IN"/>
+          <w14:ligatures w14:val="none"/>
+        </w:rPr>
+      </w:pPr>
+      <w:r>
+        <w:rPr>
+          <w:rFonts w:ascii="Courier New" w:eastAsia="Times New Roman" w:hAnsi="Courier New" w:cs="Courier New"/>
+          <w:color w:val="BCBEC4"/>
+          <w:kern w:val="0"/>
+          <w:lang w:eastAsia="en-IN"/>
+          <w14:ligatures w14:val="none"/>
+        </w:rPr>
+        <w:t>   </w:t>
+      </w:r>
+      <w:r>
+        <w:rPr>
+          <w:rFonts w:ascii="Courier New" w:eastAsia="Times New Roman" w:hAnsi="Courier New" w:cs="Courier New"/>
+          <w:color w:val="CF8E6D"/>
+          <w:kern w:val="0"/>
+          <w:lang w:eastAsia="en-IN"/>
+          <w14:ligatures w14:val="none"/>
+        </w:rPr>
+        <w:t xml:space="preserve">private </w:t>
+      </w:r>
+      <w:r>
+        <w:rPr>
+          <w:rFonts w:ascii="Courier New" w:eastAsia="Times New Roman" w:hAnsi="Courier New" w:cs="Courier New"/>
+          <w:color w:val="BCBEC4"/>
+          <w:kern w:val="0"/>
+          <w:lang w:eastAsia="en-IN"/>
+          <w14:ligatures w14:val="none"/>
+        </w:rPr>
+        <w:t>String email;</w:t>
+      </w:r>
+    </w:p>
+    <w:p>
+      <w:pPr>
+        <w:shd w:val="clear" w:color="auto" w:fill="191A1C"/>
+        <w:spacing w:after="0" w:line="240" w:lineRule="auto"/>
+        <w:rPr>
+          <w:rFonts w:ascii="Times New Roman" w:eastAsia="Times New Roman" w:hAnsi="Times New Roman" w:cs="Times New Roman"/>
+          <w:kern w:val="0"/>
+          <w:lang w:eastAsia="en-IN"/>
+          <w14:ligatures w14:val="none"/>
+        </w:rPr>
+      </w:pPr>
+    </w:p>
+    <w:p>
+      <w:pPr>
+        <w:shd w:val="clear" w:color="auto" w:fill="191A1C"/>
+        <w:spacing w:after="0" w:line="240" w:lineRule="auto"/>
+        <w:rPr>
+          <w:rFonts w:ascii="Times New Roman" w:eastAsia="Times New Roman" w:hAnsi="Times New Roman" w:cs="Times New Roman"/>
+          <w:kern w:val="0"/>
+          <w:lang w:eastAsia="en-IN"/>
+          <w14:ligatures w14:val="none"/>
+        </w:rPr>
+      </w:pPr>
+      <w:r>
+        <w:rPr>
+          <w:rFonts w:ascii="Courier New" w:eastAsia="Times New Roman" w:hAnsi="Courier New" w:cs="Courier New"/>
+          <w:color w:val="BCBEC4"/>
+          <w:kern w:val="0"/>
+          <w:lang w:eastAsia="en-IN"/>
+          <w14:ligatures w14:val="none"/>
+        </w:rPr>
+        <w:t>   </w:t>
+      </w:r>
+      <w:r>
+        <w:rPr>
+          <w:rFonts w:ascii="Courier New" w:eastAsia="Times New Roman" w:hAnsi="Courier New" w:cs="Courier New"/>
+          <w:color w:val="7A7E85"/>
+          <w:kern w:val="0"/>
+          <w:lang w:eastAsia="en-IN"/>
+          <w14:ligatures w14:val="none"/>
+        </w:rPr>
+        <w:t>// Getters and Setters</w:t>
+      </w:r>
+    </w:p>
+    <w:p>
+      <w:pPr>
+        <w:shd w:val="clear" w:color="auto" w:fill="191A1C"/>
+        <w:spacing w:after="0" w:line="240" w:lineRule="auto"/>
+        <w:rPr>
+          <w:rFonts w:ascii="Times New Roman" w:eastAsia="Times New Roman" w:hAnsi="Times New Roman" w:cs="Times New Roman"/>
+          <w:kern w:val="0"/>
+          <w:lang w:eastAsia="en-IN"/>
+          <w14:ligatures w14:val="none"/>
+        </w:rPr>
+      </w:pPr>
+      <w:r>
+        <w:rPr>
+          <w:rFonts w:ascii="Courier New" w:eastAsia="Times New Roman" w:hAnsi="Courier New" w:cs="Courier New"/>
+          <w:color w:val="7A7E85"/>
+          <w:kern w:val="0"/>
+          <w:lang w:eastAsia="en-IN"/>
+          <w14:ligatures w14:val="none"/>
+        </w:rPr>
+        <w:t>   </w:t>
+      </w:r>
+      <w:r>
+        <w:rPr>
+          <w:rFonts w:ascii="Courier New" w:eastAsia="Times New Roman" w:hAnsi="Courier New" w:cs="Courier New"/>
+          <w:color w:val="CF8E6D"/>
+          <w:kern w:val="0"/>
+          <w:lang w:eastAsia="en-IN"/>
+          <w14:ligatures w14:val="none"/>
+        </w:rPr>
+        <w:t xml:space="preserve">public </w:t>
+      </w:r>
+      <w:r>
+        <w:rPr>
+          <w:rFonts w:ascii="Courier New" w:eastAsia="Times New Roman" w:hAnsi="Courier New" w:cs="Courier New"/>
+          <w:color w:val="BCBEC4"/>
+          <w:kern w:val="0"/>
+          <w:lang w:eastAsia="en-IN"/>
+          <w14:ligatures w14:val="none"/>
+        </w:rPr>
+        <w:t xml:space="preserve">Long getId() { </w:t>
+      </w:r>
+      <w:r>
+        <w:rPr>
+          <w:rFonts w:ascii="Courier New" w:eastAsia="Times New Roman" w:hAnsi="Courier New" w:cs="Courier New"/>
+          <w:color w:val="CF8E6D"/>
+          <w:kern w:val="0"/>
+          <w:lang w:eastAsia="en-IN"/>
+          <w14:ligatures w14:val="none"/>
+        </w:rPr>
+        <w:t xml:space="preserve">return </w:t>
+      </w:r>
+      <w:r>
+        <w:rPr>
+          <w:rFonts w:ascii="Courier New" w:eastAsia="Times New Roman" w:hAnsi="Courier New" w:cs="Courier New"/>
+          <w:color w:val="BCBEC4"/>
+          <w:kern w:val="0"/>
+          <w:lang w:eastAsia="en-IN"/>
+          <w14:ligatures w14:val="none"/>
+        </w:rPr>
+        <w:t>id; }</w:t>
+      </w:r>
+    </w:p>
+    <w:p>
+      <w:pPr>
+        <w:shd w:val="clear" w:color="auto" w:fill="191A1C"/>
+        <w:spacing w:after="0" w:line="240" w:lineRule="auto"/>
+        <w:rPr>
+          <w:rFonts w:ascii="Times New Roman" w:eastAsia="Times New Roman" w:hAnsi="Times New Roman" w:cs="Times New Roman"/>
+          <w:kern w:val="0"/>
+          <w:lang w:eastAsia="en-IN"/>
+          <w14:ligatures w14:val="none"/>
+        </w:rPr>
+      </w:pPr>
+      <w:r>
+        <w:rPr>
+          <w:rFonts w:ascii="Courier New" w:eastAsia="Times New Roman" w:hAnsi="Courier New" w:cs="Courier New"/>
+          <w:color w:val="BCBEC4"/>
+          <w:kern w:val="0"/>
+          <w:lang w:eastAsia="en-IN"/>
+          <w14:ligatures w14:val="none"/>
+        </w:rPr>
+        <w:t>   </w:t>
+      </w:r>
+      <w:r>
+        <w:rPr>
+          <w:rFonts w:ascii="Courier New" w:eastAsia="Times New Roman" w:hAnsi="Courier New" w:cs="Courier New"/>
+          <w:color w:val="CF8E6D"/>
+          <w:kern w:val="0"/>
+          <w:lang w:eastAsia="en-IN"/>
+          <w14:ligatures w14:val="none"/>
+        </w:rPr>
+        <w:t xml:space="preserve">public void </w:t>
+      </w:r>
+      <w:r>
+        <w:rPr>
+          <w:rFonts w:ascii="Courier New" w:eastAsia="Times New Roman" w:hAnsi="Courier New" w:cs="Courier New"/>
+          <w:color w:val="BCBEC4"/>
+          <w:kern w:val="0"/>
+          <w:lang w:eastAsia="en-IN"/>
+          <w14:ligatures w14:val="none"/>
+        </w:rPr>
+        <w:t xml:space="preserve">setId(Long id) { </w:t>
+      </w:r>
+      <w:r>
+        <w:rPr>
+          <w:rFonts w:ascii="Courier New" w:eastAsia="Times New Roman" w:hAnsi="Courier New" w:cs="Courier New"/>
+          <w:color w:val="CF8E6D"/>
+          <w:kern w:val="0"/>
+          <w:lang w:eastAsia="en-IN"/>
+          <w14:ligatures w14:val="none"/>
+        </w:rPr>
+        <w:t>this</w:t>
+      </w:r>
+      <w:r>
+        <w:rPr>
+          <w:rFonts w:ascii="Courier New" w:eastAsia="Times New Roman" w:hAnsi="Courier New" w:cs="Courier New"/>
+          <w:color w:val="BCBEC4"/>
+          <w:kern w:val="0"/>
+          <w:lang w:eastAsia="en-IN"/>
+          <w14:ligatures w14:val="none"/>
+        </w:rPr>
+        <w:t>.id = id; }</w:t>
+      </w:r>
+    </w:p>
+    <w:p>
+      <w:pPr>
+        <w:shd w:val="clear" w:color="auto" w:fill="191A1C"/>
+        <w:spacing w:after="0" w:line="240" w:lineRule="auto"/>
+        <w:rPr>
+          <w:rFonts w:ascii="Times New Roman" w:eastAsia="Times New Roman" w:hAnsi="Times New Roman" w:cs="Times New Roman"/>
+          <w:kern w:val="0"/>
+          <w:lang w:eastAsia="en-IN"/>
+          <w14:ligatures w14:val="none"/>
+        </w:rPr>
+      </w:pPr>
+    </w:p>
+    <w:p>
+      <w:pPr>
+        <w:shd w:val="clear" w:color="auto" w:fill="191A1C"/>
+        <w:spacing w:after="0" w:line="240" w:lineRule="auto"/>
+        <w:rPr>
+          <w:rFonts w:ascii="Times New Roman" w:eastAsia="Times New Roman" w:hAnsi="Times New Roman" w:cs="Times New Roman"/>
+          <w:kern w:val="0"/>
+          <w:lang w:eastAsia="en-IN"/>
+          <w14:ligatures w14:val="none"/>
+        </w:rPr>
+      </w:pPr>
+      <w:r>
+        <w:rPr>
+          <w:rFonts w:ascii="Courier New" w:eastAsia="Times New Roman" w:hAnsi="Courier New" w:cs="Courier New"/>
+          <w:color w:val="BCBEC4"/>
+          <w:kern w:val="0"/>
+          <w:lang w:eastAsia="en-IN"/>
+          <w14:ligatures w14:val="none"/>
+        </w:rPr>
+        <w:t>   </w:t>
+      </w:r>
+      <w:r>
+        <w:rPr>
+          <w:rFonts w:ascii="Courier New" w:eastAsia="Times New Roman" w:hAnsi="Courier New" w:cs="Courier New"/>
+          <w:color w:val="CF8E6D"/>
+          <w:kern w:val="0"/>
+          <w:lang w:eastAsia="en-IN"/>
+          <w14:ligatures w14:val="none"/>
+        </w:rPr>
+        <w:t xml:space="preserve">public </w:t>
+      </w:r>
+      <w:r>
+        <w:rPr>
+          <w:rFonts w:ascii="Courier New" w:eastAsia="Times New Roman" w:hAnsi="Courier New" w:cs="Courier New"/>
+          <w:color w:val="BCBEC4"/>
+          <w:kern w:val="0"/>
+          <w:lang w:eastAsia="en-IN"/>
+          <w14:ligatures w14:val="none"/>
+        </w:rPr>
+        <w:t xml:space="preserve">String getName() { </w:t>
+      </w:r>
+      <w:r>
+        <w:rPr>
+          <w:rFonts w:ascii="Courier New" w:eastAsia="Times New Roman" w:hAnsi="Courier New" w:cs="Courier New"/>
+          <w:color w:val="CF8E6D"/>
+          <w:kern w:val="0"/>
+          <w:lang w:eastAsia="en-IN"/>
+          <w14:ligatures w14:val="none"/>
+        </w:rPr>
+        <w:t xml:space="preserve">return </w:t>
+      </w:r>
+      <w:r>
+        <w:rPr>
+          <w:rFonts w:ascii="Courier New" w:eastAsia="Times New Roman" w:hAnsi="Courier New" w:cs="Courier New"/>
+          <w:color w:val="BCBEC4"/>
+          <w:kern w:val="0"/>
+          <w:lang w:eastAsia="en-IN"/>
+          <w14:ligatures w14:val="none"/>
+        </w:rPr>
+        <w:t>name; }</w:t>
+      </w:r>
+    </w:p>
+    <w:p>
+      <w:pPr>
+        <w:shd w:val="clear" w:color="auto" w:fill="191A1C"/>
+        <w:spacing w:after="0" w:line="240" w:lineRule="auto"/>
+        <w:rPr>
+          <w:rFonts w:ascii="Times New Roman" w:eastAsia="Times New Roman" w:hAnsi="Times New Roman" w:cs="Times New Roman"/>
+          <w:kern w:val="0"/>
+          <w:lang w:eastAsia="en-IN"/>
+          <w14:ligatures w14:val="none"/>
+        </w:rPr>
+      </w:pPr>
+      <w:r>
+        <w:rPr>
+          <w:rFonts w:ascii="Courier New" w:eastAsia="Times New Roman" w:hAnsi="Courier New" w:cs="Courier New"/>
+          <w:color w:val="BCBEC4"/>
+          <w:kern w:val="0"/>
+          <w:lang w:eastAsia="en-IN"/>
+          <w14:ligatures w14:val="none"/>
+        </w:rPr>
+        <w:t>   </w:t>
+      </w:r>
+      <w:r>
+        <w:rPr>
+          <w:rFonts w:ascii="Courier New" w:eastAsia="Times New Roman" w:hAnsi="Courier New" w:cs="Courier New"/>
+          <w:color w:val="CF8E6D"/>
+          <w:kern w:val="0"/>
+          <w:lang w:eastAsia="en-IN"/>
+          <w14:ligatures w14:val="none"/>
+        </w:rPr>
+        <w:t xml:space="preserve">public void </w:t>
+      </w:r>
+      <w:r>
+        <w:rPr>
+          <w:rFonts w:ascii="Courier New" w:eastAsia="Times New Roman" w:hAnsi="Courier New" w:cs="Courier New"/>
+          <w:color w:val="BCBEC4"/>
+          <w:kern w:val="0"/>
+          <w:lang w:eastAsia="en-IN"/>
+          <w14:ligatures w14:val="none"/>
+        </w:rPr>
+        <w:t xml:space="preserve">setName(String name) { </w:t>
+      </w:r>
+      <w:r>
+        <w:rPr>
+          <w:rFonts w:ascii="Courier New" w:eastAsia="Times New Roman" w:hAnsi="Courier New" w:cs="Courier New"/>
+          <w:color w:val="CF8E6D"/>
+          <w:kern w:val="0"/>
+          <w:lang w:eastAsia="en-IN"/>
+          <w14:ligatures w14:val="none"/>
+        </w:rPr>
+        <w:t>this</w:t>
+      </w:r>
+      <w:r>
+        <w:rPr>
+          <w:rFonts w:ascii="Courier New" w:eastAsia="Times New Roman" w:hAnsi="Courier New" w:cs="Courier New"/>
+          <w:color w:val="BCBEC4"/>
+          <w:kern w:val="0"/>
+          <w:lang w:eastAsia="en-IN"/>
+          <w14:ligatures w14:val="none"/>
+        </w:rPr>
+        <w:t>.name = name; }</w:t>
+      </w:r>
+    </w:p>
+    <w:p>
+      <w:pPr>
+        <w:shd w:val="clear" w:color="auto" w:fill="191A1C"/>
+        <w:spacing w:after="0" w:line="240" w:lineRule="auto"/>
+        <w:rPr>
+          <w:rFonts w:ascii="Times New Roman" w:eastAsia="Times New Roman" w:hAnsi="Times New Roman" w:cs="Times New Roman"/>
+          <w:kern w:val="0"/>
+          <w:lang w:eastAsia="en-IN"/>
+          <w14:ligatures w14:val="none"/>
+        </w:rPr>
+      </w:pPr>
+    </w:p>
+    <w:p>
+      <w:pPr>
+        <w:shd w:val="clear" w:color="auto" w:fill="191A1C"/>
+        <w:spacing w:after="0" w:line="240" w:lineRule="auto"/>
+        <w:rPr>
+          <w:rFonts w:ascii="Times New Roman" w:eastAsia="Times New Roman" w:hAnsi="Times New Roman" w:cs="Times New Roman"/>
+          <w:kern w:val="0"/>
+          <w:lang w:eastAsia="en-IN"/>
+          <w14:ligatures w14:val="none"/>
+        </w:rPr>
+      </w:pPr>
+      <w:r>
+        <w:rPr>
+          <w:rFonts w:ascii="Courier New" w:eastAsia="Times New Roman" w:hAnsi="Courier New" w:cs="Courier New"/>
+          <w:color w:val="BCBEC4"/>
+          <w:kern w:val="0"/>
+          <w:lang w:eastAsia="en-IN"/>
+          <w14:ligatures w14:val="none"/>
+        </w:rPr>
+        <w:t>   </w:t>
+      </w:r>
+      <w:r>
+        <w:rPr>
+          <w:rFonts w:ascii="Courier New" w:eastAsia="Times New Roman" w:hAnsi="Courier New" w:cs="Courier New"/>
+          <w:color w:val="CF8E6D"/>
+          <w:kern w:val="0"/>
+          <w:lang w:eastAsia="en-IN"/>
+          <w14:ligatures w14:val="none"/>
+        </w:rPr>
+        <w:t xml:space="preserve">public </w:t>
+      </w:r>
+      <w:r>
+        <w:rPr>
+          <w:rFonts w:ascii="Courier New" w:eastAsia="Times New Roman" w:hAnsi="Courier New" w:cs="Courier New"/>
+          <w:color w:val="BCBEC4"/>
+          <w:kern w:val="0"/>
+          <w:lang w:eastAsia="en-IN"/>
+          <w14:ligatures w14:val="none"/>
+        </w:rPr>
+        <w:t xml:space="preserve">String getEmail() { </w:t>
+      </w:r>
+      <w:r>
+        <w:rPr>
+          <w:rFonts w:ascii="Courier New" w:eastAsia="Times New Roman" w:hAnsi="Courier New" w:cs="Courier New"/>
+          <w:color w:val="CF8E6D"/>
+          <w:kern w:val="0"/>
+          <w:lang w:eastAsia="en-IN"/>
+          <w14:ligatures w14:val="none"/>
+        </w:rPr>
+        <w:t xml:space="preserve">return </w:t>
+      </w:r>
+      <w:r>
+        <w:rPr>
+          <w:rFonts w:ascii="Courier New" w:eastAsia="Times New Roman" w:hAnsi="Courier New" w:cs="Courier New"/>
+          <w:color w:val="BCBEC4"/>
+          <w:kern w:val="0"/>
+          <w:lang w:eastAsia="en-IN"/>
+          <w14:ligatures w14:val="none"/>
+        </w:rPr>
+        <w:t>email; }</w:t>
+      </w:r>
+    </w:p>
+    <w:p>
+      <w:pPr>
+        <w:shd w:val="clear" w:color="auto" w:fill="191A1C"/>
+        <w:spacing w:after="0" w:line="240" w:lineRule="auto"/>
+        <w:rPr>
+          <w:rFonts w:ascii="Times New Roman" w:eastAsia="Times New Roman" w:hAnsi="Times New Roman" w:cs="Times New Roman"/>
+          <w:kern w:val="0"/>
+          <w:lang w:eastAsia="en-IN"/>
+          <w14:ligatures w14:val="none"/>
+        </w:rPr>
+      </w:pPr>
+      <w:r>
+        <w:rPr>
+          <w:rFonts w:ascii="Courier New" w:eastAsia="Times New Roman" w:hAnsi="Courier New" w:cs="Courier New"/>
+          <w:color w:val="BCBEC4"/>
+          <w:kern w:val="0"/>
+          <w:lang w:eastAsia="en-IN"/>
+          <w14:ligatures w14:val="none"/>
+        </w:rPr>
+        <w:t>   </w:t>
+      </w:r>
+      <w:r>
+        <w:rPr>
+          <w:rFonts w:ascii="Courier New" w:eastAsia="Times New Roman" w:hAnsi="Courier New" w:cs="Courier New"/>
+          <w:color w:val="CF8E6D"/>
+          <w:kern w:val="0"/>
+          <w:lang w:eastAsia="en-IN"/>
+          <w14:ligatures w14:val="none"/>
+        </w:rPr>
+        <w:t xml:space="preserve">public void </w:t>
+      </w:r>
+      <w:r>
+        <w:rPr>
+          <w:rFonts w:ascii="Courier New" w:eastAsia="Times New Roman" w:hAnsi="Courier New" w:cs="Courier New"/>
+          <w:color w:val="BCBEC4"/>
+          <w:kern w:val="0"/>
+          <w:lang w:eastAsia="en-IN"/>
+          <w14:ligatures w14:val="none"/>
+        </w:rPr>
+        <w:t xml:space="preserve">setEmail(String email) { </w:t>
+      </w:r>
+      <w:r>
+        <w:rPr>
+          <w:rFonts w:ascii="Courier New" w:eastAsia="Times New Roman" w:hAnsi="Courier New" w:cs="Courier New"/>
+          <w:color w:val="CF8E6D"/>
+          <w:kern w:val="0"/>
+          <w:lang w:eastAsia="en-IN"/>
+          <w14:ligatures w14:val="none"/>
+        </w:rPr>
+        <w:t>this</w:t>
+      </w:r>
+      <w:r>
+        <w:rPr>
+          <w:rFonts w:ascii="Courier New" w:eastAsia="Times New Roman" w:hAnsi="Courier New" w:cs="Courier New"/>
+          <w:color w:val="BCBEC4"/>
+          <w:kern w:val="0"/>
+          <w:lang w:eastAsia="en-IN"/>
+          <w14:ligatures w14:val="none"/>
+        </w:rPr>
+        <w:t>.email = email; }</w:t>
+      </w:r>
+    </w:p>
+    <w:p>
+      <w:pPr>
+        <w:shd w:val="clear" w:color="auto" w:fill="191A1C"/>
+        <w:spacing w:after="0" w:line="240" w:lineRule="auto"/>
+        <w:rPr>
+          <w:rFonts w:ascii="Times New Roman" w:eastAsia="Times New Roman" w:hAnsi="Times New Roman" w:cs="Times New Roman"/>
+          <w:kern w:val="0"/>
+          <w:lang w:eastAsia="en-IN"/>
+          <w14:ligatures w14:val="none"/>
+        </w:rPr>
+      </w:pPr>
+      <w:r>
+        <w:rPr>
+          <w:rFonts w:ascii="Courier New" w:eastAsia="Times New Roman" w:hAnsi="Courier New" w:cs="Courier New"/>
+          <w:color w:val="BCBEC4"/>
+          <w:kern w:val="0"/>
+          <w:lang w:eastAsia="en-IN"/>
+          <w14:ligatures w14:val="none"/>
+        </w:rPr>
+        <w:t>}</w:t>
+      </w:r>
+    </w:p>
+    <w:p>
+      <w:pPr>
+        <w:spacing w:after="240" w:line="240" w:lineRule="auto"/>
+        <w:rPr>
+          <w:rFonts w:ascii="Times New Roman" w:eastAsia="Times New Roman" w:hAnsi="Times New Roman" w:cs="Times New Roman"/>
+          <w:kern w:val="0"/>
+          <w:lang w:eastAsia="en-IN"/>
+          <w14:ligatures w14:val="none"/>
+        </w:rPr>
+      </w:pPr>
     </w:p>
     <w:p>
       <w:pPr>
@@ -761,8 +1679,19 @@
           <w:lang w:eastAsia="en-IN"/>
           <w14:ligatures w14:val="none"/>
         </w:rPr>
-        <w:t>Annotate with @Entity</w:t>
-      </w:r>
+        <w:t>Step 4:</w:t>
+      </w:r>
+    </w:p>
+    <w:p>
+      <w:pPr>
+        <w:spacing w:after="0" w:line="240" w:lineRule="auto"/>
+        <w:rPr>
+          <w:rFonts w:ascii="Times New Roman" w:eastAsia="Times New Roman" w:hAnsi="Times New Roman" w:cs="Times New Roman"/>
+          <w:kern w:val="0"/>
+          <w:lang w:eastAsia="en-IN"/>
+          <w14:ligatures w14:val="none"/>
+        </w:rPr>
+      </w:pPr>
     </w:p>
     <w:p>
       <w:pPr>
@@ -784,19 +1713,8 @@
           <w:lang w:eastAsia="en-IN"/>
           <w14:ligatures w14:val="none"/>
         </w:rPr>
-        <w:t>Use @Id and @GeneratedValue for primary key</w:t>
-      </w:r>
-    </w:p>
-    <w:p>
-      <w:pPr>
-        <w:spacing w:after="0" w:line="240" w:lineRule="auto"/>
-        <w:rPr>
-          <w:rFonts w:ascii="Times New Roman" w:eastAsia="Times New Roman" w:hAnsi="Times New Roman" w:cs="Times New Roman"/>
-          <w:kern w:val="0"/>
-          <w:lang w:eastAsia="en-IN"/>
-          <w14:ligatures w14:val="none"/>
-        </w:rPr>
-      </w:pPr>
+        <w:t>Create Repository</w:t>
+      </w:r>
     </w:p>
     <w:p>
       <w:pPr>
@@ -818,1312 +1736,8 @@
           <w:lang w:eastAsia="en-IN"/>
           <w14:ligatures w14:val="none"/>
         </w:rPr>
-        <w:t>Like …given below… you can use ur own</w:t>
-      </w:r>
-    </w:p>
-    <w:p>
-      <w:pPr>
-        <w:spacing w:after="0" w:line="240" w:lineRule="auto"/>
-        <w:rPr>
-          <w:rFonts w:ascii="Times New Roman" w:eastAsia="Times New Roman" w:hAnsi="Times New Roman" w:cs="Times New Roman"/>
-          <w:kern w:val="0"/>
-          <w:lang w:eastAsia="en-IN"/>
-          <w14:ligatures w14:val="none"/>
-        </w:rPr>
-      </w:pPr>
-    </w:p>
-    <w:p>
-      <w:pPr>
-        <w:shd w:val="clear" w:color="auto" w:fill="191A1C"/>
-        <w:spacing w:after="0" w:line="240" w:lineRule="auto"/>
-        <w:rPr>
-          <w:rFonts w:ascii="Times New Roman" w:eastAsia="Times New Roman" w:hAnsi="Times New Roman" w:cs="Times New Roman"/>
-          <w:kern w:val="0"/>
-          <w:lang w:eastAsia="en-IN"/>
-          <w14:ligatures w14:val="none"/>
-        </w:rPr>
-      </w:pPr>
-      <w:r>
-        <w:rPr>
-          <w:rFonts w:ascii="Courier New" w:eastAsia="Times New Roman" w:hAnsi="Courier New" w:cs="Courier New"/>
-          <w:color w:val="CF8E6D"/>
-          <w:kern w:val="0"/>
-          <w:lang w:eastAsia="en-IN"/>
-          <w14:ligatures w14:val="none"/>
-        </w:rPr>
-        <w:t xml:space="preserve">package </w:t>
-      </w:r>
-      <w:proofErr w:type="gramStart"/>
-      <w:r>
-        <w:rPr>
-          <w:rFonts w:ascii="Courier New" w:eastAsia="Times New Roman" w:hAnsi="Courier New" w:cs="Courier New"/>
-          <w:color w:val="BCBEC4"/>
-          <w:kern w:val="0"/>
-          <w:lang w:eastAsia="en-IN"/>
-          <w14:ligatures w14:val="none"/>
-        </w:rPr>
-        <w:t>com.microservices</w:t>
-      </w:r>
-      <w:proofErr w:type="gramEnd"/>
-      <w:r>
-        <w:rPr>
-          <w:rFonts w:ascii="Courier New" w:eastAsia="Times New Roman" w:hAnsi="Courier New" w:cs="Courier New"/>
-          <w:color w:val="BCBEC4"/>
-          <w:kern w:val="0"/>
-          <w:lang w:eastAsia="en-IN"/>
-          <w14:ligatures w14:val="none"/>
-        </w:rPr>
-        <w:t>.</w:t>
-      </w:r>
-      <w:proofErr w:type="gramStart"/>
-      <w:r>
-        <w:rPr>
-          <w:rFonts w:ascii="Courier New" w:eastAsia="Times New Roman" w:hAnsi="Courier New" w:cs="Courier New"/>
-          <w:color w:val="BCBEC4"/>
-          <w:kern w:val="0"/>
-          <w:lang w:eastAsia="en-IN"/>
-          <w14:ligatures w14:val="none"/>
-        </w:rPr>
-        <w:t>userservice.model</w:t>
-      </w:r>
-      <w:proofErr w:type="gramEnd"/>
-      <w:r>
-        <w:rPr>
-          <w:rFonts w:ascii="Courier New" w:eastAsia="Times New Roman" w:hAnsi="Courier New" w:cs="Courier New"/>
-          <w:color w:val="BCBEC4"/>
-          <w:kern w:val="0"/>
-          <w:lang w:eastAsia="en-IN"/>
-          <w14:ligatures w14:val="none"/>
-        </w:rPr>
-        <w:t>;</w:t>
-      </w:r>
-    </w:p>
-    <w:p>
-      <w:pPr>
-        <w:shd w:val="clear" w:color="auto" w:fill="191A1C"/>
-        <w:spacing w:after="0" w:line="240" w:lineRule="auto"/>
-        <w:rPr>
-          <w:rFonts w:ascii="Times New Roman" w:eastAsia="Times New Roman" w:hAnsi="Times New Roman" w:cs="Times New Roman"/>
-          <w:kern w:val="0"/>
-          <w:lang w:eastAsia="en-IN"/>
-          <w14:ligatures w14:val="none"/>
-        </w:rPr>
-      </w:pPr>
-    </w:p>
-    <w:p>
-      <w:pPr>
-        <w:shd w:val="clear" w:color="auto" w:fill="191A1C"/>
-        <w:spacing w:after="0" w:line="240" w:lineRule="auto"/>
-        <w:rPr>
-          <w:rFonts w:ascii="Times New Roman" w:eastAsia="Times New Roman" w:hAnsi="Times New Roman" w:cs="Times New Roman"/>
-          <w:kern w:val="0"/>
-          <w:lang w:eastAsia="en-IN"/>
-          <w14:ligatures w14:val="none"/>
-        </w:rPr>
-      </w:pPr>
-      <w:r>
-        <w:rPr>
-          <w:rFonts w:ascii="Courier New" w:eastAsia="Times New Roman" w:hAnsi="Courier New" w:cs="Courier New"/>
-          <w:color w:val="CF8E6D"/>
-          <w:kern w:val="0"/>
-          <w:lang w:eastAsia="en-IN"/>
-          <w14:ligatures w14:val="none"/>
-        </w:rPr>
-        <w:t xml:space="preserve">import </w:t>
-      </w:r>
-      <w:proofErr w:type="gramStart"/>
-      <w:r>
-        <w:rPr>
-          <w:rFonts w:ascii="Courier New" w:eastAsia="Times New Roman" w:hAnsi="Courier New" w:cs="Courier New"/>
-          <w:color w:val="BCBEC4"/>
-          <w:kern w:val="0"/>
-          <w:lang w:eastAsia="en-IN"/>
-          <w14:ligatures w14:val="none"/>
-        </w:rPr>
-        <w:t>jakarta.persistence</w:t>
-      </w:r>
-      <w:proofErr w:type="gramEnd"/>
-      <w:r>
-        <w:rPr>
-          <w:rFonts w:ascii="Courier New" w:eastAsia="Times New Roman" w:hAnsi="Courier New" w:cs="Courier New"/>
-          <w:color w:val="BCBEC4"/>
-          <w:kern w:val="0"/>
-          <w:lang w:eastAsia="en-IN"/>
-          <w14:ligatures w14:val="none"/>
-        </w:rPr>
-        <w:t>.Entity;</w:t>
-      </w:r>
-    </w:p>
-    <w:p>
-      <w:pPr>
-        <w:shd w:val="clear" w:color="auto" w:fill="191A1C"/>
-        <w:spacing w:after="0" w:line="240" w:lineRule="auto"/>
-        <w:rPr>
-          <w:rFonts w:ascii="Times New Roman" w:eastAsia="Times New Roman" w:hAnsi="Times New Roman" w:cs="Times New Roman"/>
-          <w:kern w:val="0"/>
-          <w:lang w:eastAsia="en-IN"/>
-          <w14:ligatures w14:val="none"/>
-        </w:rPr>
-      </w:pPr>
-      <w:r>
-        <w:rPr>
-          <w:rFonts w:ascii="Courier New" w:eastAsia="Times New Roman" w:hAnsi="Courier New" w:cs="Courier New"/>
-          <w:color w:val="CF8E6D"/>
-          <w:kern w:val="0"/>
-          <w:lang w:eastAsia="en-IN"/>
-          <w14:ligatures w14:val="none"/>
-        </w:rPr>
-        <w:t xml:space="preserve">import </w:t>
-      </w:r>
-      <w:proofErr w:type="gramStart"/>
-      <w:r>
-        <w:rPr>
-          <w:rFonts w:ascii="Courier New" w:eastAsia="Times New Roman" w:hAnsi="Courier New" w:cs="Courier New"/>
-          <w:color w:val="BCBEC4"/>
-          <w:kern w:val="0"/>
-          <w:lang w:eastAsia="en-IN"/>
-          <w14:ligatures w14:val="none"/>
-        </w:rPr>
-        <w:t>jakarta.persistence</w:t>
-      </w:r>
-      <w:proofErr w:type="gramEnd"/>
-      <w:r>
-        <w:rPr>
-          <w:rFonts w:ascii="Courier New" w:eastAsia="Times New Roman" w:hAnsi="Courier New" w:cs="Courier New"/>
-          <w:color w:val="BCBEC4"/>
-          <w:kern w:val="0"/>
-          <w:lang w:eastAsia="en-IN"/>
-          <w14:ligatures w14:val="none"/>
-        </w:rPr>
-        <w:t>.GeneratedValue;</w:t>
-      </w:r>
-    </w:p>
-    <w:p>
-      <w:pPr>
-        <w:shd w:val="clear" w:color="auto" w:fill="191A1C"/>
-        <w:spacing w:after="0" w:line="240" w:lineRule="auto"/>
-        <w:rPr>
-          <w:rFonts w:ascii="Times New Roman" w:eastAsia="Times New Roman" w:hAnsi="Times New Roman" w:cs="Times New Roman"/>
-          <w:kern w:val="0"/>
-          <w:lang w:eastAsia="en-IN"/>
-          <w14:ligatures w14:val="none"/>
-        </w:rPr>
-      </w:pPr>
-      <w:r>
-        <w:rPr>
-          <w:rFonts w:ascii="Courier New" w:eastAsia="Times New Roman" w:hAnsi="Courier New" w:cs="Courier New"/>
-          <w:color w:val="CF8E6D"/>
-          <w:kern w:val="0"/>
-          <w:lang w:eastAsia="en-IN"/>
-          <w14:ligatures w14:val="none"/>
-        </w:rPr>
-        <w:t xml:space="preserve">import </w:t>
-      </w:r>
-      <w:proofErr w:type="gramStart"/>
-      <w:r>
-        <w:rPr>
-          <w:rFonts w:ascii="Courier New" w:eastAsia="Times New Roman" w:hAnsi="Courier New" w:cs="Courier New"/>
-          <w:color w:val="BCBEC4"/>
-          <w:kern w:val="0"/>
-          <w:lang w:eastAsia="en-IN"/>
-          <w14:ligatures w14:val="none"/>
-        </w:rPr>
-        <w:t>jakarta.persistence</w:t>
-      </w:r>
-      <w:proofErr w:type="gramEnd"/>
-      <w:r>
-        <w:rPr>
-          <w:rFonts w:ascii="Courier New" w:eastAsia="Times New Roman" w:hAnsi="Courier New" w:cs="Courier New"/>
-          <w:color w:val="BCBEC4"/>
-          <w:kern w:val="0"/>
-          <w:lang w:eastAsia="en-IN"/>
-          <w14:ligatures w14:val="none"/>
-        </w:rPr>
-        <w:t>.GenerationType;</w:t>
-      </w:r>
-    </w:p>
-    <w:p>
-      <w:pPr>
-        <w:shd w:val="clear" w:color="auto" w:fill="191A1C"/>
-        <w:spacing w:after="0" w:line="240" w:lineRule="auto"/>
-        <w:rPr>
-          <w:rFonts w:ascii="Times New Roman" w:eastAsia="Times New Roman" w:hAnsi="Times New Roman" w:cs="Times New Roman"/>
-          <w:kern w:val="0"/>
-          <w:lang w:eastAsia="en-IN"/>
-          <w14:ligatures w14:val="none"/>
-        </w:rPr>
-      </w:pPr>
-      <w:r>
-        <w:rPr>
-          <w:rFonts w:ascii="Courier New" w:eastAsia="Times New Roman" w:hAnsi="Courier New" w:cs="Courier New"/>
-          <w:color w:val="CF8E6D"/>
-          <w:kern w:val="0"/>
-          <w:lang w:eastAsia="en-IN"/>
-          <w14:ligatures w14:val="none"/>
-        </w:rPr>
-        <w:t xml:space="preserve">import </w:t>
-      </w:r>
-      <w:proofErr w:type="gramStart"/>
-      <w:r>
-        <w:rPr>
-          <w:rFonts w:ascii="Courier New" w:eastAsia="Times New Roman" w:hAnsi="Courier New" w:cs="Courier New"/>
-          <w:color w:val="BCBEC4"/>
-          <w:kern w:val="0"/>
-          <w:lang w:eastAsia="en-IN"/>
-          <w14:ligatures w14:val="none"/>
-        </w:rPr>
-        <w:t>jakarta.persistence</w:t>
-      </w:r>
-      <w:proofErr w:type="gramEnd"/>
-      <w:r>
-        <w:rPr>
-          <w:rFonts w:ascii="Courier New" w:eastAsia="Times New Roman" w:hAnsi="Courier New" w:cs="Courier New"/>
-          <w:color w:val="BCBEC4"/>
-          <w:kern w:val="0"/>
-          <w:lang w:eastAsia="en-IN"/>
-          <w14:ligatures w14:val="none"/>
-        </w:rPr>
-        <w:t>.Id;</w:t>
-      </w:r>
-    </w:p>
-    <w:p>
-      <w:pPr>
-        <w:shd w:val="clear" w:color="auto" w:fill="191A1C"/>
-        <w:spacing w:after="0" w:line="240" w:lineRule="auto"/>
-        <w:rPr>
-          <w:rFonts w:ascii="Times New Roman" w:eastAsia="Times New Roman" w:hAnsi="Times New Roman" w:cs="Times New Roman"/>
-          <w:kern w:val="0"/>
-          <w:lang w:eastAsia="en-IN"/>
-          <w14:ligatures w14:val="none"/>
-        </w:rPr>
-      </w:pPr>
-    </w:p>
-    <w:p>
-      <w:pPr>
-        <w:shd w:val="clear" w:color="auto" w:fill="191A1C"/>
-        <w:spacing w:after="0" w:line="240" w:lineRule="auto"/>
-        <w:rPr>
-          <w:rFonts w:ascii="Times New Roman" w:eastAsia="Times New Roman" w:hAnsi="Times New Roman" w:cs="Times New Roman"/>
-          <w:kern w:val="0"/>
-          <w:lang w:eastAsia="en-IN"/>
-          <w14:ligatures w14:val="none"/>
-        </w:rPr>
-      </w:pPr>
-      <w:r>
-        <w:rPr>
-          <w:rFonts w:ascii="Courier New" w:eastAsia="Times New Roman" w:hAnsi="Courier New" w:cs="Courier New"/>
-          <w:color w:val="BCBEC4"/>
-          <w:kern w:val="0"/>
-          <w:lang w:eastAsia="en-IN"/>
-          <w14:ligatures w14:val="none"/>
-        </w:rPr>
-        <w:t>@Entity</w:t>
-      </w:r>
-    </w:p>
-    <w:p>
-      <w:pPr>
-        <w:shd w:val="clear" w:color="auto" w:fill="191A1C"/>
-        <w:spacing w:after="0" w:line="240" w:lineRule="auto"/>
-        <w:rPr>
-          <w:rFonts w:ascii="Times New Roman" w:eastAsia="Times New Roman" w:hAnsi="Times New Roman" w:cs="Times New Roman"/>
-          <w:kern w:val="0"/>
-          <w:lang w:eastAsia="en-IN"/>
-          <w14:ligatures w14:val="none"/>
-        </w:rPr>
-      </w:pPr>
-      <w:r>
-        <w:rPr>
-          <w:rFonts w:ascii="Courier New" w:eastAsia="Times New Roman" w:hAnsi="Courier New" w:cs="Courier New"/>
-          <w:color w:val="CF8E6D"/>
-          <w:kern w:val="0"/>
-          <w:lang w:eastAsia="en-IN"/>
-          <w14:ligatures w14:val="none"/>
-        </w:rPr>
-        <w:t xml:space="preserve">public class </w:t>
-      </w:r>
-      <w:r>
-        <w:rPr>
-          <w:rFonts w:ascii="Courier New" w:eastAsia="Times New Roman" w:hAnsi="Courier New" w:cs="Courier New"/>
-          <w:color w:val="BCBEC4"/>
-          <w:kern w:val="0"/>
-          <w:lang w:eastAsia="en-IN"/>
-          <w14:ligatures w14:val="none"/>
-        </w:rPr>
-        <w:t>User {</w:t>
-      </w:r>
-    </w:p>
-    <w:p>
-      <w:pPr>
-        <w:shd w:val="clear" w:color="auto" w:fill="191A1C"/>
-        <w:spacing w:after="0" w:line="240" w:lineRule="auto"/>
-        <w:rPr>
-          <w:rFonts w:ascii="Times New Roman" w:eastAsia="Times New Roman" w:hAnsi="Times New Roman" w:cs="Times New Roman"/>
-          <w:kern w:val="0"/>
-          <w:lang w:eastAsia="en-IN"/>
-          <w14:ligatures w14:val="none"/>
-        </w:rPr>
-      </w:pPr>
-      <w:r>
-        <w:rPr>
-          <w:rFonts w:ascii="Courier New" w:eastAsia="Times New Roman" w:hAnsi="Courier New" w:cs="Courier New"/>
-          <w:color w:val="BCBEC4"/>
-          <w:kern w:val="0"/>
-          <w:lang w:eastAsia="en-IN"/>
-          <w14:ligatures w14:val="none"/>
-        </w:rPr>
-        <w:t>   @Id</w:t>
-      </w:r>
-    </w:p>
-    <w:p>
-      <w:pPr>
-        <w:shd w:val="clear" w:color="auto" w:fill="191A1C"/>
-        <w:spacing w:after="0" w:line="240" w:lineRule="auto"/>
-        <w:rPr>
-          <w:rFonts w:ascii="Times New Roman" w:eastAsia="Times New Roman" w:hAnsi="Times New Roman" w:cs="Times New Roman"/>
-          <w:kern w:val="0"/>
-          <w:lang w:eastAsia="en-IN"/>
-          <w14:ligatures w14:val="none"/>
-        </w:rPr>
-      </w:pPr>
-      <w:r>
-        <w:rPr>
-          <w:rFonts w:ascii="Courier New" w:eastAsia="Times New Roman" w:hAnsi="Courier New" w:cs="Courier New"/>
-          <w:color w:val="BCBEC4"/>
-          <w:kern w:val="0"/>
-          <w:lang w:eastAsia="en-IN"/>
-          <w14:ligatures w14:val="none"/>
-        </w:rPr>
-        <w:t>   @</w:t>
-      </w:r>
-      <w:proofErr w:type="gramStart"/>
-      <w:r>
-        <w:rPr>
-          <w:rFonts w:ascii="Courier New" w:eastAsia="Times New Roman" w:hAnsi="Courier New" w:cs="Courier New"/>
-          <w:color w:val="BCBEC4"/>
-          <w:kern w:val="0"/>
-          <w:lang w:eastAsia="en-IN"/>
-          <w14:ligatures w14:val="none"/>
-        </w:rPr>
-        <w:t>GeneratedValue(</w:t>
-      </w:r>
-      <w:proofErr w:type="gramEnd"/>
-      <w:r>
-        <w:rPr>
-          <w:rFonts w:ascii="Courier New" w:eastAsia="Times New Roman" w:hAnsi="Courier New" w:cs="Courier New"/>
-          <w:color w:val="BCBEC4"/>
-          <w:kern w:val="0"/>
-          <w:lang w:eastAsia="en-IN"/>
-          <w14:ligatures w14:val="none"/>
-        </w:rPr>
-        <w:t>strategy = GenerationType.IDENTITY)</w:t>
-      </w:r>
-    </w:p>
-    <w:p>
-      <w:pPr>
-        <w:shd w:val="clear" w:color="auto" w:fill="191A1C"/>
-        <w:spacing w:after="0" w:line="240" w:lineRule="auto"/>
-        <w:rPr>
-          <w:rFonts w:ascii="Times New Roman" w:eastAsia="Times New Roman" w:hAnsi="Times New Roman" w:cs="Times New Roman"/>
-          <w:kern w:val="0"/>
-          <w:lang w:eastAsia="en-IN"/>
-          <w14:ligatures w14:val="none"/>
-        </w:rPr>
-      </w:pPr>
-      <w:r>
-        <w:rPr>
-          <w:rFonts w:ascii="Courier New" w:eastAsia="Times New Roman" w:hAnsi="Courier New" w:cs="Courier New"/>
-          <w:color w:val="BCBEC4"/>
-          <w:kern w:val="0"/>
-          <w:lang w:eastAsia="en-IN"/>
-          <w14:ligatures w14:val="none"/>
-        </w:rPr>
-        <w:t>   </w:t>
-      </w:r>
-      <w:r>
-        <w:rPr>
-          <w:rFonts w:ascii="Courier New" w:eastAsia="Times New Roman" w:hAnsi="Courier New" w:cs="Courier New"/>
-          <w:color w:val="CF8E6D"/>
-          <w:kern w:val="0"/>
-          <w:lang w:eastAsia="en-IN"/>
-          <w14:ligatures w14:val="none"/>
-        </w:rPr>
-        <w:t xml:space="preserve">private </w:t>
-      </w:r>
-      <w:proofErr w:type="gramStart"/>
-      <w:r>
-        <w:rPr>
-          <w:rFonts w:ascii="Courier New" w:eastAsia="Times New Roman" w:hAnsi="Courier New" w:cs="Courier New"/>
-          <w:color w:val="BCBEC4"/>
-          <w:kern w:val="0"/>
-          <w:lang w:eastAsia="en-IN"/>
-          <w14:ligatures w14:val="none"/>
-        </w:rPr>
-        <w:t>Long</w:t>
-      </w:r>
-      <w:proofErr w:type="gramEnd"/>
-      <w:r>
-        <w:rPr>
-          <w:rFonts w:ascii="Courier New" w:eastAsia="Times New Roman" w:hAnsi="Courier New" w:cs="Courier New"/>
-          <w:color w:val="BCBEC4"/>
-          <w:kern w:val="0"/>
-          <w:lang w:eastAsia="en-IN"/>
-          <w14:ligatures w14:val="none"/>
-        </w:rPr>
-        <w:t xml:space="preserve"> id;</w:t>
-      </w:r>
-    </w:p>
-    <w:p>
-      <w:pPr>
-        <w:shd w:val="clear" w:color="auto" w:fill="191A1C"/>
-        <w:spacing w:after="0" w:line="240" w:lineRule="auto"/>
-        <w:rPr>
-          <w:rFonts w:ascii="Times New Roman" w:eastAsia="Times New Roman" w:hAnsi="Times New Roman" w:cs="Times New Roman"/>
-          <w:kern w:val="0"/>
-          <w:lang w:eastAsia="en-IN"/>
-          <w14:ligatures w14:val="none"/>
-        </w:rPr>
-      </w:pPr>
-      <w:r>
-        <w:rPr>
-          <w:rFonts w:ascii="Courier New" w:eastAsia="Times New Roman" w:hAnsi="Courier New" w:cs="Courier New"/>
-          <w:color w:val="BCBEC4"/>
-          <w:kern w:val="0"/>
-          <w:lang w:eastAsia="en-IN"/>
-          <w14:ligatures w14:val="none"/>
-        </w:rPr>
-        <w:t>   </w:t>
-      </w:r>
-      <w:r>
-        <w:rPr>
-          <w:rFonts w:ascii="Courier New" w:eastAsia="Times New Roman" w:hAnsi="Courier New" w:cs="Courier New"/>
-          <w:color w:val="CF8E6D"/>
-          <w:kern w:val="0"/>
-          <w:lang w:eastAsia="en-IN"/>
-          <w14:ligatures w14:val="none"/>
-        </w:rPr>
-        <w:t xml:space="preserve">private </w:t>
-      </w:r>
-      <w:r>
-        <w:rPr>
-          <w:rFonts w:ascii="Courier New" w:eastAsia="Times New Roman" w:hAnsi="Courier New" w:cs="Courier New"/>
-          <w:color w:val="BCBEC4"/>
-          <w:kern w:val="0"/>
-          <w:lang w:eastAsia="en-IN"/>
-          <w14:ligatures w14:val="none"/>
-        </w:rPr>
-        <w:t>String name;</w:t>
-      </w:r>
-    </w:p>
-    <w:p>
-      <w:pPr>
-        <w:shd w:val="clear" w:color="auto" w:fill="191A1C"/>
-        <w:spacing w:after="0" w:line="240" w:lineRule="auto"/>
-        <w:rPr>
-          <w:rFonts w:ascii="Times New Roman" w:eastAsia="Times New Roman" w:hAnsi="Times New Roman" w:cs="Times New Roman"/>
-          <w:kern w:val="0"/>
-          <w:lang w:eastAsia="en-IN"/>
-          <w14:ligatures w14:val="none"/>
-        </w:rPr>
-      </w:pPr>
-      <w:r>
-        <w:rPr>
-          <w:rFonts w:ascii="Courier New" w:eastAsia="Times New Roman" w:hAnsi="Courier New" w:cs="Courier New"/>
-          <w:color w:val="BCBEC4"/>
-          <w:kern w:val="0"/>
-          <w:lang w:eastAsia="en-IN"/>
-          <w14:ligatures w14:val="none"/>
-        </w:rPr>
-        <w:t>   </w:t>
-      </w:r>
-      <w:r>
-        <w:rPr>
-          <w:rFonts w:ascii="Courier New" w:eastAsia="Times New Roman" w:hAnsi="Courier New" w:cs="Courier New"/>
-          <w:color w:val="CF8E6D"/>
-          <w:kern w:val="0"/>
-          <w:lang w:eastAsia="en-IN"/>
-          <w14:ligatures w14:val="none"/>
-        </w:rPr>
-        <w:t xml:space="preserve">private </w:t>
-      </w:r>
-      <w:r>
-        <w:rPr>
-          <w:rFonts w:ascii="Courier New" w:eastAsia="Times New Roman" w:hAnsi="Courier New" w:cs="Courier New"/>
-          <w:color w:val="BCBEC4"/>
-          <w:kern w:val="0"/>
-          <w:lang w:eastAsia="en-IN"/>
-          <w14:ligatures w14:val="none"/>
-        </w:rPr>
-        <w:t>String email;</w:t>
-      </w:r>
-    </w:p>
-    <w:p>
-      <w:pPr>
-        <w:shd w:val="clear" w:color="auto" w:fill="191A1C"/>
-        <w:spacing w:after="0" w:line="240" w:lineRule="auto"/>
-        <w:rPr>
-          <w:rFonts w:ascii="Times New Roman" w:eastAsia="Times New Roman" w:hAnsi="Times New Roman" w:cs="Times New Roman"/>
-          <w:kern w:val="0"/>
-          <w:lang w:eastAsia="en-IN"/>
-          <w14:ligatures w14:val="none"/>
-        </w:rPr>
-      </w:pPr>
-    </w:p>
-    <w:p>
-      <w:pPr>
-        <w:shd w:val="clear" w:color="auto" w:fill="191A1C"/>
-        <w:spacing w:after="0" w:line="240" w:lineRule="auto"/>
-        <w:rPr>
-          <w:rFonts w:ascii="Times New Roman" w:eastAsia="Times New Roman" w:hAnsi="Times New Roman" w:cs="Times New Roman"/>
-          <w:kern w:val="0"/>
-          <w:lang w:eastAsia="en-IN"/>
-          <w14:ligatures w14:val="none"/>
-        </w:rPr>
-      </w:pPr>
-      <w:r>
-        <w:rPr>
-          <w:rFonts w:ascii="Courier New" w:eastAsia="Times New Roman" w:hAnsi="Courier New" w:cs="Courier New"/>
-          <w:color w:val="BCBEC4"/>
-          <w:kern w:val="0"/>
-          <w:lang w:eastAsia="en-IN"/>
-          <w14:ligatures w14:val="none"/>
-        </w:rPr>
-        <w:t>   </w:t>
-      </w:r>
-      <w:r>
-        <w:rPr>
-          <w:rFonts w:ascii="Courier New" w:eastAsia="Times New Roman" w:hAnsi="Courier New" w:cs="Courier New"/>
-          <w:color w:val="7A7E85"/>
-          <w:kern w:val="0"/>
-          <w:lang w:eastAsia="en-IN"/>
-          <w14:ligatures w14:val="none"/>
-        </w:rPr>
-        <w:t>// Getters and Setters</w:t>
-      </w:r>
-    </w:p>
-    <w:p>
-      <w:pPr>
-        <w:shd w:val="clear" w:color="auto" w:fill="191A1C"/>
-        <w:spacing w:after="0" w:line="240" w:lineRule="auto"/>
-        <w:rPr>
-          <w:rFonts w:ascii="Times New Roman" w:eastAsia="Times New Roman" w:hAnsi="Times New Roman" w:cs="Times New Roman"/>
-          <w:kern w:val="0"/>
-          <w:lang w:eastAsia="en-IN"/>
-          <w14:ligatures w14:val="none"/>
-        </w:rPr>
-      </w:pPr>
-      <w:r>
-        <w:rPr>
-          <w:rFonts w:ascii="Courier New" w:eastAsia="Times New Roman" w:hAnsi="Courier New" w:cs="Courier New"/>
-          <w:color w:val="7A7E85"/>
-          <w:kern w:val="0"/>
-          <w:lang w:eastAsia="en-IN"/>
-          <w14:ligatures w14:val="none"/>
-        </w:rPr>
-        <w:t>   </w:t>
-      </w:r>
-      <w:r>
-        <w:rPr>
-          <w:rFonts w:ascii="Courier New" w:eastAsia="Times New Roman" w:hAnsi="Courier New" w:cs="Courier New"/>
-          <w:color w:val="CF8E6D"/>
-          <w:kern w:val="0"/>
-          <w:lang w:eastAsia="en-IN"/>
-          <w14:ligatures w14:val="none"/>
-        </w:rPr>
-        <w:t xml:space="preserve">public </w:t>
-      </w:r>
-      <w:r>
-        <w:rPr>
-          <w:rFonts w:ascii="Courier New" w:eastAsia="Times New Roman" w:hAnsi="Courier New" w:cs="Courier New"/>
-          <w:color w:val="BCBEC4"/>
-          <w:kern w:val="0"/>
-          <w:lang w:eastAsia="en-IN"/>
-          <w14:ligatures w14:val="none"/>
-        </w:rPr>
-        <w:t xml:space="preserve">Long </w:t>
-      </w:r>
-      <w:proofErr w:type="gramStart"/>
-      <w:r>
-        <w:rPr>
-          <w:rFonts w:ascii="Courier New" w:eastAsia="Times New Roman" w:hAnsi="Courier New" w:cs="Courier New"/>
-          <w:color w:val="BCBEC4"/>
-          <w:kern w:val="0"/>
-          <w:lang w:eastAsia="en-IN"/>
-          <w14:ligatures w14:val="none"/>
-        </w:rPr>
-        <w:t>getId(</w:t>
-      </w:r>
-      <w:proofErr w:type="gramEnd"/>
-      <w:r>
-        <w:rPr>
-          <w:rFonts w:ascii="Courier New" w:eastAsia="Times New Roman" w:hAnsi="Courier New" w:cs="Courier New"/>
-          <w:color w:val="BCBEC4"/>
-          <w:kern w:val="0"/>
-          <w:lang w:eastAsia="en-IN"/>
-          <w14:ligatures w14:val="none"/>
-        </w:rPr>
-        <w:t xml:space="preserve">) </w:t>
-      </w:r>
-      <w:proofErr w:type="gramStart"/>
-      <w:r>
-        <w:rPr>
-          <w:rFonts w:ascii="Courier New" w:eastAsia="Times New Roman" w:hAnsi="Courier New" w:cs="Courier New"/>
-          <w:color w:val="BCBEC4"/>
-          <w:kern w:val="0"/>
-          <w:lang w:eastAsia="en-IN"/>
-          <w14:ligatures w14:val="none"/>
-        </w:rPr>
-        <w:t xml:space="preserve">{ </w:t>
-      </w:r>
-      <w:r>
-        <w:rPr>
-          <w:rFonts w:ascii="Courier New" w:eastAsia="Times New Roman" w:hAnsi="Courier New" w:cs="Courier New"/>
-          <w:color w:val="CF8E6D"/>
-          <w:kern w:val="0"/>
-          <w:lang w:eastAsia="en-IN"/>
-          <w14:ligatures w14:val="none"/>
-        </w:rPr>
-        <w:t>return</w:t>
-      </w:r>
-      <w:proofErr w:type="gramEnd"/>
-      <w:r>
-        <w:rPr>
-          <w:rFonts w:ascii="Courier New" w:eastAsia="Times New Roman" w:hAnsi="Courier New" w:cs="Courier New"/>
-          <w:color w:val="CF8E6D"/>
-          <w:kern w:val="0"/>
-          <w:lang w:eastAsia="en-IN"/>
-          <w14:ligatures w14:val="none"/>
-        </w:rPr>
-        <w:t xml:space="preserve"> </w:t>
-      </w:r>
-      <w:r>
-        <w:rPr>
-          <w:rFonts w:ascii="Courier New" w:eastAsia="Times New Roman" w:hAnsi="Courier New" w:cs="Courier New"/>
-          <w:color w:val="BCBEC4"/>
-          <w:kern w:val="0"/>
-          <w:lang w:eastAsia="en-IN"/>
-          <w14:ligatures w14:val="none"/>
-        </w:rPr>
-        <w:t>id</w:t>
-      </w:r>
-      <w:proofErr w:type="gramStart"/>
-      <w:r>
-        <w:rPr>
-          <w:rFonts w:ascii="Courier New" w:eastAsia="Times New Roman" w:hAnsi="Courier New" w:cs="Courier New"/>
-          <w:color w:val="BCBEC4"/>
-          <w:kern w:val="0"/>
-          <w:lang w:eastAsia="en-IN"/>
-          <w14:ligatures w14:val="none"/>
-        </w:rPr>
-        <w:t>; }</w:t>
-      </w:r>
-      <w:proofErr w:type="gramEnd"/>
-    </w:p>
-    <w:p>
-      <w:pPr>
-        <w:shd w:val="clear" w:color="auto" w:fill="191A1C"/>
-        <w:spacing w:after="0" w:line="240" w:lineRule="auto"/>
-        <w:rPr>
-          <w:rFonts w:ascii="Times New Roman" w:eastAsia="Times New Roman" w:hAnsi="Times New Roman" w:cs="Times New Roman"/>
-          <w:kern w:val="0"/>
-          <w:lang w:eastAsia="en-IN"/>
-          <w14:ligatures w14:val="none"/>
-        </w:rPr>
-      </w:pPr>
-      <w:r>
-        <w:rPr>
-          <w:rFonts w:ascii="Courier New" w:eastAsia="Times New Roman" w:hAnsi="Courier New" w:cs="Courier New"/>
-          <w:color w:val="BCBEC4"/>
-          <w:kern w:val="0"/>
-          <w:lang w:eastAsia="en-IN"/>
-          <w14:ligatures w14:val="none"/>
-        </w:rPr>
-        <w:t>   </w:t>
-      </w:r>
-      <w:r>
-        <w:rPr>
-          <w:rFonts w:ascii="Courier New" w:eastAsia="Times New Roman" w:hAnsi="Courier New" w:cs="Courier New"/>
-          <w:color w:val="CF8E6D"/>
-          <w:kern w:val="0"/>
-          <w:lang w:eastAsia="en-IN"/>
-          <w14:ligatures w14:val="none"/>
-        </w:rPr>
-        <w:t xml:space="preserve">public void </w:t>
-      </w:r>
-      <w:proofErr w:type="gramStart"/>
-      <w:r>
-        <w:rPr>
-          <w:rFonts w:ascii="Courier New" w:eastAsia="Times New Roman" w:hAnsi="Courier New" w:cs="Courier New"/>
-          <w:color w:val="BCBEC4"/>
-          <w:kern w:val="0"/>
-          <w:lang w:eastAsia="en-IN"/>
-          <w14:ligatures w14:val="none"/>
-        </w:rPr>
-        <w:t>setId(</w:t>
-      </w:r>
-      <w:proofErr w:type="gramEnd"/>
-      <w:r>
-        <w:rPr>
-          <w:rFonts w:ascii="Courier New" w:eastAsia="Times New Roman" w:hAnsi="Courier New" w:cs="Courier New"/>
-          <w:color w:val="BCBEC4"/>
-          <w:kern w:val="0"/>
-          <w:lang w:eastAsia="en-IN"/>
-          <w14:ligatures w14:val="none"/>
-        </w:rPr>
-        <w:t xml:space="preserve">Long id) </w:t>
-      </w:r>
-      <w:proofErr w:type="gramStart"/>
-      <w:r>
-        <w:rPr>
-          <w:rFonts w:ascii="Courier New" w:eastAsia="Times New Roman" w:hAnsi="Courier New" w:cs="Courier New"/>
-          <w:color w:val="BCBEC4"/>
-          <w:kern w:val="0"/>
-          <w:lang w:eastAsia="en-IN"/>
-          <w14:ligatures w14:val="none"/>
-        </w:rPr>
-        <w:t xml:space="preserve">{ </w:t>
-      </w:r>
-      <w:r>
-        <w:rPr>
-          <w:rFonts w:ascii="Courier New" w:eastAsia="Times New Roman" w:hAnsi="Courier New" w:cs="Courier New"/>
-          <w:color w:val="CF8E6D"/>
-          <w:kern w:val="0"/>
-          <w:lang w:eastAsia="en-IN"/>
-          <w14:ligatures w14:val="none"/>
-        </w:rPr>
-        <w:t>this</w:t>
-      </w:r>
-      <w:r>
-        <w:rPr>
-          <w:rFonts w:ascii="Courier New" w:eastAsia="Times New Roman" w:hAnsi="Courier New" w:cs="Courier New"/>
-          <w:color w:val="BCBEC4"/>
-          <w:kern w:val="0"/>
-          <w:lang w:eastAsia="en-IN"/>
-          <w14:ligatures w14:val="none"/>
-        </w:rPr>
-        <w:t>.id</w:t>
-      </w:r>
-      <w:proofErr w:type="gramEnd"/>
-      <w:r>
-        <w:rPr>
-          <w:rFonts w:ascii="Courier New" w:eastAsia="Times New Roman" w:hAnsi="Courier New" w:cs="Courier New"/>
-          <w:color w:val="BCBEC4"/>
-          <w:kern w:val="0"/>
-          <w:lang w:eastAsia="en-IN"/>
-          <w14:ligatures w14:val="none"/>
-        </w:rPr>
-        <w:t xml:space="preserve"> = id</w:t>
-      </w:r>
-      <w:proofErr w:type="gramStart"/>
-      <w:r>
-        <w:rPr>
-          <w:rFonts w:ascii="Courier New" w:eastAsia="Times New Roman" w:hAnsi="Courier New" w:cs="Courier New"/>
-          <w:color w:val="BCBEC4"/>
-          <w:kern w:val="0"/>
-          <w:lang w:eastAsia="en-IN"/>
-          <w14:ligatures w14:val="none"/>
-        </w:rPr>
-        <w:t>; }</w:t>
-      </w:r>
-      <w:proofErr w:type="gramEnd"/>
-    </w:p>
-    <w:p>
-      <w:pPr>
-        <w:shd w:val="clear" w:color="auto" w:fill="191A1C"/>
-        <w:spacing w:after="0" w:line="240" w:lineRule="auto"/>
-        <w:rPr>
-          <w:rFonts w:ascii="Times New Roman" w:eastAsia="Times New Roman" w:hAnsi="Times New Roman" w:cs="Times New Roman"/>
-          <w:kern w:val="0"/>
-          <w:lang w:eastAsia="en-IN"/>
-          <w14:ligatures w14:val="none"/>
-        </w:rPr>
-      </w:pPr>
-    </w:p>
-    <w:p>
-      <w:pPr>
-        <w:shd w:val="clear" w:color="auto" w:fill="191A1C"/>
-        <w:spacing w:after="0" w:line="240" w:lineRule="auto"/>
-        <w:rPr>
-          <w:rFonts w:ascii="Times New Roman" w:eastAsia="Times New Roman" w:hAnsi="Times New Roman" w:cs="Times New Roman"/>
-          <w:kern w:val="0"/>
-          <w:lang w:eastAsia="en-IN"/>
-          <w14:ligatures w14:val="none"/>
-        </w:rPr>
-      </w:pPr>
-      <w:r>
-        <w:rPr>
-          <w:rFonts w:ascii="Courier New" w:eastAsia="Times New Roman" w:hAnsi="Courier New" w:cs="Courier New"/>
-          <w:color w:val="BCBEC4"/>
-          <w:kern w:val="0"/>
-          <w:lang w:eastAsia="en-IN"/>
-          <w14:ligatures w14:val="none"/>
-        </w:rPr>
-        <w:t>   </w:t>
-      </w:r>
-      <w:r>
-        <w:rPr>
-          <w:rFonts w:ascii="Courier New" w:eastAsia="Times New Roman" w:hAnsi="Courier New" w:cs="Courier New"/>
-          <w:color w:val="CF8E6D"/>
-          <w:kern w:val="0"/>
-          <w:lang w:eastAsia="en-IN"/>
-          <w14:ligatures w14:val="none"/>
-        </w:rPr>
-        <w:t xml:space="preserve">public </w:t>
-      </w:r>
-      <w:r>
-        <w:rPr>
-          <w:rFonts w:ascii="Courier New" w:eastAsia="Times New Roman" w:hAnsi="Courier New" w:cs="Courier New"/>
-          <w:color w:val="BCBEC4"/>
-          <w:kern w:val="0"/>
-          <w:lang w:eastAsia="en-IN"/>
-          <w14:ligatures w14:val="none"/>
-        </w:rPr>
-        <w:t xml:space="preserve">String </w:t>
-      </w:r>
-      <w:proofErr w:type="gramStart"/>
-      <w:r>
-        <w:rPr>
-          <w:rFonts w:ascii="Courier New" w:eastAsia="Times New Roman" w:hAnsi="Courier New" w:cs="Courier New"/>
-          <w:color w:val="BCBEC4"/>
-          <w:kern w:val="0"/>
-          <w:lang w:eastAsia="en-IN"/>
-          <w14:ligatures w14:val="none"/>
-        </w:rPr>
-        <w:t>getName(</w:t>
-      </w:r>
-      <w:proofErr w:type="gramEnd"/>
-      <w:r>
-        <w:rPr>
-          <w:rFonts w:ascii="Courier New" w:eastAsia="Times New Roman" w:hAnsi="Courier New" w:cs="Courier New"/>
-          <w:color w:val="BCBEC4"/>
-          <w:kern w:val="0"/>
-          <w:lang w:eastAsia="en-IN"/>
-          <w14:ligatures w14:val="none"/>
-        </w:rPr>
-        <w:t xml:space="preserve">) </w:t>
-      </w:r>
-      <w:proofErr w:type="gramStart"/>
-      <w:r>
-        <w:rPr>
-          <w:rFonts w:ascii="Courier New" w:eastAsia="Times New Roman" w:hAnsi="Courier New" w:cs="Courier New"/>
-          <w:color w:val="BCBEC4"/>
-          <w:kern w:val="0"/>
-          <w:lang w:eastAsia="en-IN"/>
-          <w14:ligatures w14:val="none"/>
-        </w:rPr>
-        <w:t xml:space="preserve">{ </w:t>
-      </w:r>
-      <w:r>
-        <w:rPr>
-          <w:rFonts w:ascii="Courier New" w:eastAsia="Times New Roman" w:hAnsi="Courier New" w:cs="Courier New"/>
-          <w:color w:val="CF8E6D"/>
-          <w:kern w:val="0"/>
-          <w:lang w:eastAsia="en-IN"/>
-          <w14:ligatures w14:val="none"/>
-        </w:rPr>
-        <w:t>return</w:t>
-      </w:r>
-      <w:proofErr w:type="gramEnd"/>
-      <w:r>
-        <w:rPr>
-          <w:rFonts w:ascii="Courier New" w:eastAsia="Times New Roman" w:hAnsi="Courier New" w:cs="Courier New"/>
-          <w:color w:val="CF8E6D"/>
-          <w:kern w:val="0"/>
-          <w:lang w:eastAsia="en-IN"/>
-          <w14:ligatures w14:val="none"/>
-        </w:rPr>
-        <w:t xml:space="preserve"> </w:t>
-      </w:r>
-      <w:r>
-        <w:rPr>
-          <w:rFonts w:ascii="Courier New" w:eastAsia="Times New Roman" w:hAnsi="Courier New" w:cs="Courier New"/>
-          <w:color w:val="BCBEC4"/>
-          <w:kern w:val="0"/>
-          <w:lang w:eastAsia="en-IN"/>
-          <w14:ligatures w14:val="none"/>
-        </w:rPr>
-        <w:t>name</w:t>
-      </w:r>
-      <w:proofErr w:type="gramStart"/>
-      <w:r>
-        <w:rPr>
-          <w:rFonts w:ascii="Courier New" w:eastAsia="Times New Roman" w:hAnsi="Courier New" w:cs="Courier New"/>
-          <w:color w:val="BCBEC4"/>
-          <w:kern w:val="0"/>
-          <w:lang w:eastAsia="en-IN"/>
-          <w14:ligatures w14:val="none"/>
-        </w:rPr>
-        <w:t>; }</w:t>
-      </w:r>
-      <w:proofErr w:type="gramEnd"/>
-    </w:p>
-    <w:p>
-      <w:pPr>
-        <w:shd w:val="clear" w:color="auto" w:fill="191A1C"/>
-        <w:spacing w:after="0" w:line="240" w:lineRule="auto"/>
-        <w:rPr>
-          <w:rFonts w:ascii="Times New Roman" w:eastAsia="Times New Roman" w:hAnsi="Times New Roman" w:cs="Times New Roman"/>
-          <w:kern w:val="0"/>
-          <w:lang w:eastAsia="en-IN"/>
-          <w14:ligatures w14:val="none"/>
-        </w:rPr>
-      </w:pPr>
-      <w:r>
-        <w:rPr>
-          <w:rFonts w:ascii="Courier New" w:eastAsia="Times New Roman" w:hAnsi="Courier New" w:cs="Courier New"/>
-          <w:color w:val="BCBEC4"/>
-          <w:kern w:val="0"/>
-          <w:lang w:eastAsia="en-IN"/>
-          <w14:ligatures w14:val="none"/>
-        </w:rPr>
-        <w:t>   </w:t>
-      </w:r>
-      <w:r>
-        <w:rPr>
-          <w:rFonts w:ascii="Courier New" w:eastAsia="Times New Roman" w:hAnsi="Courier New" w:cs="Courier New"/>
-          <w:color w:val="CF8E6D"/>
-          <w:kern w:val="0"/>
-          <w:lang w:eastAsia="en-IN"/>
-          <w14:ligatures w14:val="none"/>
-        </w:rPr>
-        <w:t xml:space="preserve">public void </w:t>
-      </w:r>
-      <w:proofErr w:type="gramStart"/>
-      <w:r>
-        <w:rPr>
-          <w:rFonts w:ascii="Courier New" w:eastAsia="Times New Roman" w:hAnsi="Courier New" w:cs="Courier New"/>
-          <w:color w:val="BCBEC4"/>
-          <w:kern w:val="0"/>
-          <w:lang w:eastAsia="en-IN"/>
-          <w14:ligatures w14:val="none"/>
-        </w:rPr>
-        <w:t>setName(</w:t>
-      </w:r>
-      <w:proofErr w:type="gramEnd"/>
-      <w:r>
-        <w:rPr>
-          <w:rFonts w:ascii="Courier New" w:eastAsia="Times New Roman" w:hAnsi="Courier New" w:cs="Courier New"/>
-          <w:color w:val="BCBEC4"/>
-          <w:kern w:val="0"/>
-          <w:lang w:eastAsia="en-IN"/>
-          <w14:ligatures w14:val="none"/>
-        </w:rPr>
-        <w:t xml:space="preserve">String name) </w:t>
-      </w:r>
-      <w:proofErr w:type="gramStart"/>
-      <w:r>
-        <w:rPr>
-          <w:rFonts w:ascii="Courier New" w:eastAsia="Times New Roman" w:hAnsi="Courier New" w:cs="Courier New"/>
-          <w:color w:val="BCBEC4"/>
-          <w:kern w:val="0"/>
-          <w:lang w:eastAsia="en-IN"/>
-          <w14:ligatures w14:val="none"/>
-        </w:rPr>
-        <w:t xml:space="preserve">{ </w:t>
-      </w:r>
-      <w:r>
-        <w:rPr>
-          <w:rFonts w:ascii="Courier New" w:eastAsia="Times New Roman" w:hAnsi="Courier New" w:cs="Courier New"/>
-          <w:color w:val="CF8E6D"/>
-          <w:kern w:val="0"/>
-          <w:lang w:eastAsia="en-IN"/>
-          <w14:ligatures w14:val="none"/>
-        </w:rPr>
-        <w:t>this</w:t>
-      </w:r>
-      <w:r>
-        <w:rPr>
-          <w:rFonts w:ascii="Courier New" w:eastAsia="Times New Roman" w:hAnsi="Courier New" w:cs="Courier New"/>
-          <w:color w:val="BCBEC4"/>
-          <w:kern w:val="0"/>
-          <w:lang w:eastAsia="en-IN"/>
-          <w14:ligatures w14:val="none"/>
-        </w:rPr>
-        <w:t>.name</w:t>
-      </w:r>
-      <w:proofErr w:type="gramEnd"/>
-      <w:r>
-        <w:rPr>
-          <w:rFonts w:ascii="Courier New" w:eastAsia="Times New Roman" w:hAnsi="Courier New" w:cs="Courier New"/>
-          <w:color w:val="BCBEC4"/>
-          <w:kern w:val="0"/>
-          <w:lang w:eastAsia="en-IN"/>
-          <w14:ligatures w14:val="none"/>
-        </w:rPr>
-        <w:t xml:space="preserve"> = name</w:t>
-      </w:r>
-      <w:proofErr w:type="gramStart"/>
-      <w:r>
-        <w:rPr>
-          <w:rFonts w:ascii="Courier New" w:eastAsia="Times New Roman" w:hAnsi="Courier New" w:cs="Courier New"/>
-          <w:color w:val="BCBEC4"/>
-          <w:kern w:val="0"/>
-          <w:lang w:eastAsia="en-IN"/>
-          <w14:ligatures w14:val="none"/>
-        </w:rPr>
-        <w:t>; }</w:t>
-      </w:r>
-      <w:proofErr w:type="gramEnd"/>
-    </w:p>
-    <w:p>
-      <w:pPr>
-        <w:shd w:val="clear" w:color="auto" w:fill="191A1C"/>
-        <w:spacing w:after="0" w:line="240" w:lineRule="auto"/>
-        <w:rPr>
-          <w:rFonts w:ascii="Times New Roman" w:eastAsia="Times New Roman" w:hAnsi="Times New Roman" w:cs="Times New Roman"/>
-          <w:kern w:val="0"/>
-          <w:lang w:eastAsia="en-IN"/>
-          <w14:ligatures w14:val="none"/>
-        </w:rPr>
-      </w:pPr>
-    </w:p>
-    <w:p>
-      <w:pPr>
-        <w:shd w:val="clear" w:color="auto" w:fill="191A1C"/>
-        <w:spacing w:after="0" w:line="240" w:lineRule="auto"/>
-        <w:rPr>
-          <w:rFonts w:ascii="Times New Roman" w:eastAsia="Times New Roman" w:hAnsi="Times New Roman" w:cs="Times New Roman"/>
-          <w:kern w:val="0"/>
-          <w:lang w:eastAsia="en-IN"/>
-          <w14:ligatures w14:val="none"/>
-        </w:rPr>
-      </w:pPr>
-      <w:r>
-        <w:rPr>
-          <w:rFonts w:ascii="Courier New" w:eastAsia="Times New Roman" w:hAnsi="Courier New" w:cs="Courier New"/>
-          <w:color w:val="BCBEC4"/>
-          <w:kern w:val="0"/>
-          <w:lang w:eastAsia="en-IN"/>
-          <w14:ligatures w14:val="none"/>
-        </w:rPr>
-        <w:t>   </w:t>
-      </w:r>
-      <w:r>
-        <w:rPr>
-          <w:rFonts w:ascii="Courier New" w:eastAsia="Times New Roman" w:hAnsi="Courier New" w:cs="Courier New"/>
-          <w:color w:val="CF8E6D"/>
-          <w:kern w:val="0"/>
-          <w:lang w:eastAsia="en-IN"/>
-          <w14:ligatures w14:val="none"/>
-        </w:rPr>
-        <w:t xml:space="preserve">public </w:t>
-      </w:r>
-      <w:r>
-        <w:rPr>
-          <w:rFonts w:ascii="Courier New" w:eastAsia="Times New Roman" w:hAnsi="Courier New" w:cs="Courier New"/>
-          <w:color w:val="BCBEC4"/>
-          <w:kern w:val="0"/>
-          <w:lang w:eastAsia="en-IN"/>
-          <w14:ligatures w14:val="none"/>
-        </w:rPr>
-        <w:t xml:space="preserve">String </w:t>
-      </w:r>
-      <w:proofErr w:type="gramStart"/>
-      <w:r>
-        <w:rPr>
-          <w:rFonts w:ascii="Courier New" w:eastAsia="Times New Roman" w:hAnsi="Courier New" w:cs="Courier New"/>
-          <w:color w:val="BCBEC4"/>
-          <w:kern w:val="0"/>
-          <w:lang w:eastAsia="en-IN"/>
-          <w14:ligatures w14:val="none"/>
-        </w:rPr>
-        <w:t>getEmail(</w:t>
-      </w:r>
-      <w:proofErr w:type="gramEnd"/>
-      <w:r>
-        <w:rPr>
-          <w:rFonts w:ascii="Courier New" w:eastAsia="Times New Roman" w:hAnsi="Courier New" w:cs="Courier New"/>
-          <w:color w:val="BCBEC4"/>
-          <w:kern w:val="0"/>
-          <w:lang w:eastAsia="en-IN"/>
-          <w14:ligatures w14:val="none"/>
-        </w:rPr>
-        <w:t xml:space="preserve">) </w:t>
-      </w:r>
-      <w:proofErr w:type="gramStart"/>
-      <w:r>
-        <w:rPr>
-          <w:rFonts w:ascii="Courier New" w:eastAsia="Times New Roman" w:hAnsi="Courier New" w:cs="Courier New"/>
-          <w:color w:val="BCBEC4"/>
-          <w:kern w:val="0"/>
-          <w:lang w:eastAsia="en-IN"/>
-          <w14:ligatures w14:val="none"/>
-        </w:rPr>
-        <w:t xml:space="preserve">{ </w:t>
-      </w:r>
-      <w:r>
-        <w:rPr>
-          <w:rFonts w:ascii="Courier New" w:eastAsia="Times New Roman" w:hAnsi="Courier New" w:cs="Courier New"/>
-          <w:color w:val="CF8E6D"/>
-          <w:kern w:val="0"/>
-          <w:lang w:eastAsia="en-IN"/>
-          <w14:ligatures w14:val="none"/>
-        </w:rPr>
-        <w:t>return</w:t>
-      </w:r>
-      <w:proofErr w:type="gramEnd"/>
-      <w:r>
-        <w:rPr>
-          <w:rFonts w:ascii="Courier New" w:eastAsia="Times New Roman" w:hAnsi="Courier New" w:cs="Courier New"/>
-          <w:color w:val="CF8E6D"/>
-          <w:kern w:val="0"/>
-          <w:lang w:eastAsia="en-IN"/>
-          <w14:ligatures w14:val="none"/>
-        </w:rPr>
-        <w:t xml:space="preserve"> </w:t>
-      </w:r>
-      <w:r>
-        <w:rPr>
-          <w:rFonts w:ascii="Courier New" w:eastAsia="Times New Roman" w:hAnsi="Courier New" w:cs="Courier New"/>
-          <w:color w:val="BCBEC4"/>
-          <w:kern w:val="0"/>
-          <w:lang w:eastAsia="en-IN"/>
-          <w14:ligatures w14:val="none"/>
-        </w:rPr>
-        <w:t>email</w:t>
-      </w:r>
-      <w:proofErr w:type="gramStart"/>
-      <w:r>
-        <w:rPr>
-          <w:rFonts w:ascii="Courier New" w:eastAsia="Times New Roman" w:hAnsi="Courier New" w:cs="Courier New"/>
-          <w:color w:val="BCBEC4"/>
-          <w:kern w:val="0"/>
-          <w:lang w:eastAsia="en-IN"/>
-          <w14:ligatures w14:val="none"/>
-        </w:rPr>
-        <w:t>; }</w:t>
-      </w:r>
-      <w:proofErr w:type="gramEnd"/>
-    </w:p>
-    <w:p>
-      <w:pPr>
-        <w:shd w:val="clear" w:color="auto" w:fill="191A1C"/>
-        <w:spacing w:after="0" w:line="240" w:lineRule="auto"/>
-        <w:rPr>
-          <w:rFonts w:ascii="Times New Roman" w:eastAsia="Times New Roman" w:hAnsi="Times New Roman" w:cs="Times New Roman"/>
-          <w:kern w:val="0"/>
-          <w:lang w:eastAsia="en-IN"/>
-          <w14:ligatures w14:val="none"/>
-        </w:rPr>
-      </w:pPr>
-      <w:r>
-        <w:rPr>
-          <w:rFonts w:ascii="Courier New" w:eastAsia="Times New Roman" w:hAnsi="Courier New" w:cs="Courier New"/>
-          <w:color w:val="BCBEC4"/>
-          <w:kern w:val="0"/>
-          <w:lang w:eastAsia="en-IN"/>
-          <w14:ligatures w14:val="none"/>
-        </w:rPr>
-        <w:t>   </w:t>
-      </w:r>
-      <w:r>
-        <w:rPr>
-          <w:rFonts w:ascii="Courier New" w:eastAsia="Times New Roman" w:hAnsi="Courier New" w:cs="Courier New"/>
-          <w:color w:val="CF8E6D"/>
-          <w:kern w:val="0"/>
-          <w:lang w:eastAsia="en-IN"/>
-          <w14:ligatures w14:val="none"/>
-        </w:rPr>
-        <w:t xml:space="preserve">public void </w:t>
-      </w:r>
-      <w:proofErr w:type="gramStart"/>
-      <w:r>
-        <w:rPr>
-          <w:rFonts w:ascii="Courier New" w:eastAsia="Times New Roman" w:hAnsi="Courier New" w:cs="Courier New"/>
-          <w:color w:val="BCBEC4"/>
-          <w:kern w:val="0"/>
-          <w:lang w:eastAsia="en-IN"/>
-          <w14:ligatures w14:val="none"/>
-        </w:rPr>
-        <w:t>setEmail(</w:t>
-      </w:r>
-      <w:proofErr w:type="gramEnd"/>
-      <w:r>
-        <w:rPr>
-          <w:rFonts w:ascii="Courier New" w:eastAsia="Times New Roman" w:hAnsi="Courier New" w:cs="Courier New"/>
-          <w:color w:val="BCBEC4"/>
-          <w:kern w:val="0"/>
-          <w:lang w:eastAsia="en-IN"/>
-          <w14:ligatures w14:val="none"/>
-        </w:rPr>
-        <w:t xml:space="preserve">String email) </w:t>
-      </w:r>
-      <w:proofErr w:type="gramStart"/>
-      <w:r>
-        <w:rPr>
-          <w:rFonts w:ascii="Courier New" w:eastAsia="Times New Roman" w:hAnsi="Courier New" w:cs="Courier New"/>
-          <w:color w:val="BCBEC4"/>
-          <w:kern w:val="0"/>
-          <w:lang w:eastAsia="en-IN"/>
-          <w14:ligatures w14:val="none"/>
-        </w:rPr>
-        <w:t xml:space="preserve">{ </w:t>
-      </w:r>
-      <w:r>
-        <w:rPr>
-          <w:rFonts w:ascii="Courier New" w:eastAsia="Times New Roman" w:hAnsi="Courier New" w:cs="Courier New"/>
-          <w:color w:val="CF8E6D"/>
-          <w:kern w:val="0"/>
-          <w:lang w:eastAsia="en-IN"/>
-          <w14:ligatures w14:val="none"/>
-        </w:rPr>
-        <w:t>this</w:t>
-      </w:r>
-      <w:proofErr w:type="gramEnd"/>
-      <w:r>
-        <w:rPr>
-          <w:rFonts w:ascii="Courier New" w:eastAsia="Times New Roman" w:hAnsi="Courier New" w:cs="Courier New"/>
-          <w:color w:val="BCBEC4"/>
-          <w:kern w:val="0"/>
-          <w:lang w:eastAsia="en-IN"/>
-          <w14:ligatures w14:val="none"/>
-        </w:rPr>
-        <w:t>.email = email</w:t>
-      </w:r>
-      <w:proofErr w:type="gramStart"/>
-      <w:r>
-        <w:rPr>
-          <w:rFonts w:ascii="Courier New" w:eastAsia="Times New Roman" w:hAnsi="Courier New" w:cs="Courier New"/>
-          <w:color w:val="BCBEC4"/>
-          <w:kern w:val="0"/>
-          <w:lang w:eastAsia="en-IN"/>
-          <w14:ligatures w14:val="none"/>
-        </w:rPr>
-        <w:t>; }</w:t>
-      </w:r>
-      <w:proofErr w:type="gramEnd"/>
-    </w:p>
-    <w:p>
-      <w:pPr>
-        <w:shd w:val="clear" w:color="auto" w:fill="191A1C"/>
-        <w:spacing w:after="0" w:line="240" w:lineRule="auto"/>
-        <w:rPr>
-          <w:rFonts w:ascii="Times New Roman" w:eastAsia="Times New Roman" w:hAnsi="Times New Roman" w:cs="Times New Roman"/>
-          <w:kern w:val="0"/>
-          <w:lang w:eastAsia="en-IN"/>
-          <w14:ligatures w14:val="none"/>
-        </w:rPr>
-      </w:pPr>
-      <w:r>
-        <w:rPr>
-          <w:rFonts w:ascii="Courier New" w:eastAsia="Times New Roman" w:hAnsi="Courier New" w:cs="Courier New"/>
-          <w:color w:val="BCBEC4"/>
-          <w:kern w:val="0"/>
-          <w:lang w:eastAsia="en-IN"/>
-          <w14:ligatures w14:val="none"/>
-        </w:rPr>
-        <w:t>}</w:t>
-      </w:r>
-    </w:p>
-    <w:p>
-      <w:pPr>
-        <w:spacing w:after="240" w:line="240" w:lineRule="auto"/>
-        <w:rPr>
-          <w:rFonts w:ascii="Times New Roman" w:eastAsia="Times New Roman" w:hAnsi="Times New Roman" w:cs="Times New Roman"/>
-          <w:kern w:val="0"/>
-          <w:lang w:eastAsia="en-IN"/>
-          <w14:ligatures w14:val="none"/>
-        </w:rPr>
-      </w:pPr>
+        <w:t>Provide database access using Spring Data JPA.</w:t>
+      </w:r>
     </w:p>
     <w:p>
       <w:pPr>
@@ -2145,19 +1759,8 @@
           <w:lang w:eastAsia="en-IN"/>
           <w14:ligatures w14:val="none"/>
         </w:rPr>
-        <w:t>Step 4:</w:t>
-      </w:r>
-    </w:p>
-    <w:p>
-      <w:pPr>
-        <w:spacing w:after="0" w:line="240" w:lineRule="auto"/>
-        <w:rPr>
-          <w:rFonts w:ascii="Times New Roman" w:eastAsia="Times New Roman" w:hAnsi="Times New Roman" w:cs="Times New Roman"/>
-          <w:kern w:val="0"/>
-          <w:lang w:eastAsia="en-IN"/>
-          <w14:ligatures w14:val="none"/>
-        </w:rPr>
-      </w:pPr>
+        <w:t>Extend JpaRepository&lt;User, Long&gt;</w:t>
+      </w:r>
     </w:p>
     <w:p>
       <w:pPr>
@@ -2179,8 +1782,19 @@
           <w:lang w:eastAsia="en-IN"/>
           <w14:ligatures w14:val="none"/>
         </w:rPr>
-        <w:t>Create Repository</w:t>
-      </w:r>
+        <w:t>No need to write SQL manually</w:t>
+      </w:r>
+    </w:p>
+    <w:p>
+      <w:pPr>
+        <w:spacing w:after="0" w:line="240" w:lineRule="auto"/>
+        <w:rPr>
+          <w:rFonts w:ascii="Times New Roman" w:eastAsia="Times New Roman" w:hAnsi="Times New Roman" w:cs="Times New Roman"/>
+          <w:kern w:val="0"/>
+          <w:lang w:eastAsia="en-IN"/>
+          <w14:ligatures w14:val="none"/>
+        </w:rPr>
+      </w:pPr>
     </w:p>
     <w:p>
       <w:pPr>
@@ -2202,8 +1816,224 @@
           <w:lang w:eastAsia="en-IN"/>
           <w14:ligatures w14:val="none"/>
         </w:rPr>
-        <w:t>Provide database access using Spring Data JPA.</w:t>
-      </w:r>
+        <w:t>For eg..</w:t>
+      </w:r>
+    </w:p>
+    <w:p>
+      <w:pPr>
+        <w:spacing w:after="0" w:line="240" w:lineRule="auto"/>
+        <w:rPr>
+          <w:rFonts w:ascii="Times New Roman" w:eastAsia="Times New Roman" w:hAnsi="Times New Roman" w:cs="Times New Roman"/>
+          <w:kern w:val="0"/>
+          <w:lang w:eastAsia="en-IN"/>
+          <w14:ligatures w14:val="none"/>
+        </w:rPr>
+      </w:pPr>
+    </w:p>
+    <w:p>
+      <w:pPr>
+        <w:shd w:val="clear" w:color="auto" w:fill="191A1C"/>
+        <w:spacing w:after="0" w:line="240" w:lineRule="auto"/>
+        <w:rPr>
+          <w:rFonts w:ascii="Times New Roman" w:eastAsia="Times New Roman" w:hAnsi="Times New Roman" w:cs="Times New Roman"/>
+          <w:kern w:val="0"/>
+          <w:lang w:eastAsia="en-IN"/>
+          <w14:ligatures w14:val="none"/>
+        </w:rPr>
+      </w:pPr>
+      <w:r>
+        <w:rPr>
+          <w:rFonts w:ascii="Courier New" w:eastAsia="Times New Roman" w:hAnsi="Courier New" w:cs="Courier New"/>
+          <w:color w:val="CF8E6D"/>
+          <w:kern w:val="0"/>
+          <w:lang w:eastAsia="en-IN"/>
+          <w14:ligatures w14:val="none"/>
+        </w:rPr>
+        <w:t xml:space="preserve">package </w:t>
+      </w:r>
+      <w:r>
+        <w:rPr>
+          <w:rFonts w:ascii="Courier New" w:eastAsia="Times New Roman" w:hAnsi="Courier New" w:cs="Courier New"/>
+          <w:color w:val="BCBEC4"/>
+          <w:kern w:val="0"/>
+          <w:lang w:eastAsia="en-IN"/>
+          <w14:ligatures w14:val="none"/>
+        </w:rPr>
+        <w:t>com.microservices.userservice.repository;</w:t>
+      </w:r>
+    </w:p>
+    <w:p>
+      <w:pPr>
+        <w:shd w:val="clear" w:color="auto" w:fill="191A1C"/>
+        <w:spacing w:after="0" w:line="240" w:lineRule="auto"/>
+        <w:rPr>
+          <w:rFonts w:ascii="Times New Roman" w:eastAsia="Times New Roman" w:hAnsi="Times New Roman" w:cs="Times New Roman"/>
+          <w:kern w:val="0"/>
+          <w:lang w:eastAsia="en-IN"/>
+          <w14:ligatures w14:val="none"/>
+        </w:rPr>
+      </w:pPr>
+    </w:p>
+    <w:p>
+      <w:pPr>
+        <w:shd w:val="clear" w:color="auto" w:fill="191A1C"/>
+        <w:spacing w:after="0" w:line="240" w:lineRule="auto"/>
+        <w:rPr>
+          <w:rFonts w:ascii="Times New Roman" w:eastAsia="Times New Roman" w:hAnsi="Times New Roman" w:cs="Times New Roman"/>
+          <w:kern w:val="0"/>
+          <w:lang w:eastAsia="en-IN"/>
+          <w14:ligatures w14:val="none"/>
+        </w:rPr>
+      </w:pPr>
+      <w:r>
+        <w:rPr>
+          <w:rFonts w:ascii="Courier New" w:eastAsia="Times New Roman" w:hAnsi="Courier New" w:cs="Courier New"/>
+          <w:color w:val="CF8E6D"/>
+          <w:kern w:val="0"/>
+          <w:lang w:eastAsia="en-IN"/>
+          <w14:ligatures w14:val="none"/>
+        </w:rPr>
+        <w:t xml:space="preserve">import </w:t>
+      </w:r>
+      <w:r>
+        <w:rPr>
+          <w:rFonts w:ascii="Courier New" w:eastAsia="Times New Roman" w:hAnsi="Courier New" w:cs="Courier New"/>
+          <w:color w:val="BCBEC4"/>
+          <w:kern w:val="0"/>
+          <w:lang w:eastAsia="en-IN"/>
+          <w14:ligatures w14:val="none"/>
+        </w:rPr>
+        <w:t>com.microservices.userservice.model.User;</w:t>
+      </w:r>
+    </w:p>
+    <w:p>
+      <w:pPr>
+        <w:shd w:val="clear" w:color="auto" w:fill="191A1C"/>
+        <w:spacing w:after="0" w:line="240" w:lineRule="auto"/>
+        <w:rPr>
+          <w:rFonts w:ascii="Times New Roman" w:eastAsia="Times New Roman" w:hAnsi="Times New Roman" w:cs="Times New Roman"/>
+          <w:kern w:val="0"/>
+          <w:lang w:eastAsia="en-IN"/>
+          <w14:ligatures w14:val="none"/>
+        </w:rPr>
+      </w:pPr>
+      <w:r>
+        <w:rPr>
+          <w:rFonts w:ascii="Courier New" w:eastAsia="Times New Roman" w:hAnsi="Courier New" w:cs="Courier New"/>
+          <w:color w:val="CF8E6D"/>
+          <w:kern w:val="0"/>
+          <w:lang w:eastAsia="en-IN"/>
+          <w14:ligatures w14:val="none"/>
+        </w:rPr>
+        <w:t xml:space="preserve">import </w:t>
+      </w:r>
+      <w:r>
+        <w:rPr>
+          <w:rFonts w:ascii="Courier New" w:eastAsia="Times New Roman" w:hAnsi="Courier New" w:cs="Courier New"/>
+          <w:color w:val="BCBEC4"/>
+          <w:kern w:val="0"/>
+          <w:lang w:eastAsia="en-IN"/>
+          <w14:ligatures w14:val="none"/>
+        </w:rPr>
+        <w:t>org.springframework.data.jpa.repository.JpaRepository;</w:t>
+      </w:r>
+    </w:p>
+    <w:p>
+      <w:pPr>
+        <w:shd w:val="clear" w:color="auto" w:fill="191A1C"/>
+        <w:spacing w:after="0" w:line="240" w:lineRule="auto"/>
+        <w:rPr>
+          <w:rFonts w:ascii="Times New Roman" w:eastAsia="Times New Roman" w:hAnsi="Times New Roman" w:cs="Times New Roman"/>
+          <w:kern w:val="0"/>
+          <w:lang w:eastAsia="en-IN"/>
+          <w14:ligatures w14:val="none"/>
+        </w:rPr>
+      </w:pPr>
+    </w:p>
+    <w:p>
+      <w:pPr>
+        <w:shd w:val="clear" w:color="auto" w:fill="191A1C"/>
+        <w:spacing w:after="0" w:line="240" w:lineRule="auto"/>
+        <w:rPr>
+          <w:rFonts w:ascii="Times New Roman" w:eastAsia="Times New Roman" w:hAnsi="Times New Roman" w:cs="Times New Roman"/>
+          <w:kern w:val="0"/>
+          <w:lang w:eastAsia="en-IN"/>
+          <w14:ligatures w14:val="none"/>
+        </w:rPr>
+      </w:pPr>
+      <w:r>
+        <w:rPr>
+          <w:rFonts w:ascii="Courier New" w:eastAsia="Times New Roman" w:hAnsi="Courier New" w:cs="Courier New"/>
+          <w:color w:val="CF8E6D"/>
+          <w:kern w:val="0"/>
+          <w:lang w:eastAsia="en-IN"/>
+          <w14:ligatures w14:val="none"/>
+        </w:rPr>
+        <w:t xml:space="preserve">public interface </w:t>
+      </w:r>
+      <w:r>
+        <w:rPr>
+          <w:rFonts w:ascii="Courier New" w:eastAsia="Times New Roman" w:hAnsi="Courier New" w:cs="Courier New"/>
+          <w:color w:val="BCBEC4"/>
+          <w:kern w:val="0"/>
+          <w:lang w:eastAsia="en-IN"/>
+          <w14:ligatures w14:val="none"/>
+        </w:rPr>
+        <w:t xml:space="preserve">UserRepository </w:t>
+      </w:r>
+      <w:r>
+        <w:rPr>
+          <w:rFonts w:ascii="Courier New" w:eastAsia="Times New Roman" w:hAnsi="Courier New" w:cs="Courier New"/>
+          <w:color w:val="CF8E6D"/>
+          <w:kern w:val="0"/>
+          <w:lang w:eastAsia="en-IN"/>
+          <w14:ligatures w14:val="none"/>
+        </w:rPr>
+        <w:t xml:space="preserve">extends </w:t>
+      </w:r>
+      <w:r>
+        <w:rPr>
+          <w:rFonts w:ascii="Courier New" w:eastAsia="Times New Roman" w:hAnsi="Courier New" w:cs="Courier New"/>
+          <w:color w:val="BCBEC4"/>
+          <w:kern w:val="0"/>
+          <w:lang w:eastAsia="en-IN"/>
+          <w14:ligatures w14:val="none"/>
+        </w:rPr>
+        <w:t>JpaRepository&lt;User, Long&gt; {</w:t>
+      </w:r>
+    </w:p>
+    <w:p>
+      <w:pPr>
+        <w:shd w:val="clear" w:color="auto" w:fill="191A1C"/>
+        <w:spacing w:after="0" w:line="240" w:lineRule="auto"/>
+        <w:rPr>
+          <w:rFonts w:ascii="Times New Roman" w:eastAsia="Times New Roman" w:hAnsi="Times New Roman" w:cs="Times New Roman"/>
+          <w:kern w:val="0"/>
+          <w:lang w:eastAsia="en-IN"/>
+          <w14:ligatures w14:val="none"/>
+        </w:rPr>
+      </w:pPr>
+      <w:r>
+        <w:rPr>
+          <w:rFonts w:ascii="Courier New" w:eastAsia="Times New Roman" w:hAnsi="Courier New" w:cs="Courier New"/>
+          <w:color w:val="BCBEC4"/>
+          <w:kern w:val="0"/>
+          <w:lang w:eastAsia="en-IN"/>
+          <w14:ligatures w14:val="none"/>
+        </w:rPr>
+        <w:t>}</w:t>
+      </w:r>
+    </w:p>
+    <w:p>
+      <w:pPr>
+        <w:spacing w:after="0" w:line="240" w:lineRule="auto"/>
+        <w:rPr>
+          <w:rFonts w:ascii="Times New Roman" w:eastAsia="Times New Roman" w:hAnsi="Times New Roman" w:cs="Times New Roman"/>
+          <w:kern w:val="0"/>
+          <w:lang w:eastAsia="en-IN"/>
+          <w14:ligatures w14:val="none"/>
+        </w:rPr>
+      </w:pPr>
     </w:p>
     <w:p>
       <w:pPr>
@@ -2225,9 +2055,30 @@
           <w:lang w:eastAsia="en-IN"/>
           <w14:ligatures w14:val="none"/>
         </w:rPr>
-        <w:t xml:space="preserve">Extend JpaRepository&lt;User, </w:t>
-      </w:r>
-      <w:proofErr w:type="gramStart"/>
+        <w:t>Step 5:</w:t>
+      </w:r>
+    </w:p>
+    <w:p>
+      <w:pPr>
+        <w:spacing w:after="0" w:line="240" w:lineRule="auto"/>
+        <w:rPr>
+          <w:rFonts w:ascii="Times New Roman" w:eastAsia="Times New Roman" w:hAnsi="Times New Roman" w:cs="Times New Roman"/>
+          <w:kern w:val="0"/>
+          <w:lang w:eastAsia="en-IN"/>
+          <w14:ligatures w14:val="none"/>
+        </w:rPr>
+      </w:pPr>
+    </w:p>
+    <w:p>
+      <w:pPr>
+        <w:spacing w:after="0" w:line="240" w:lineRule="auto"/>
+        <w:rPr>
+          <w:rFonts w:ascii="Times New Roman" w:eastAsia="Times New Roman" w:hAnsi="Times New Roman" w:cs="Times New Roman"/>
+          <w:kern w:val="0"/>
+          <w:lang w:eastAsia="en-IN"/>
+          <w14:ligatures w14:val="none"/>
+        </w:rPr>
+      </w:pPr>
       <w:r>
         <w:rPr>
           <w:rFonts w:ascii="Arial" w:eastAsia="Times New Roman" w:hAnsi="Arial" w:cs="Arial"/>
@@ -2238,9 +2089,19 @@
           <w:lang w:eastAsia="en-IN"/>
           <w14:ligatures w14:val="none"/>
         </w:rPr>
-        <w:t>Long</w:t>
-      </w:r>
-      <w:proofErr w:type="gramEnd"/>
+        <w:t>Create Service Layer</w:t>
+      </w:r>
+    </w:p>
+    <w:p>
+      <w:pPr>
+        <w:spacing w:after="0" w:line="240" w:lineRule="auto"/>
+        <w:rPr>
+          <w:rFonts w:ascii="Times New Roman" w:eastAsia="Times New Roman" w:hAnsi="Times New Roman" w:cs="Times New Roman"/>
+          <w:kern w:val="0"/>
+          <w:lang w:eastAsia="en-IN"/>
+          <w14:ligatures w14:val="none"/>
+        </w:rPr>
+      </w:pPr>
       <w:r>
         <w:rPr>
           <w:rFonts w:ascii="Arial" w:eastAsia="Times New Roman" w:hAnsi="Arial" w:cs="Arial"/>
@@ -2251,7 +2112,7 @@
           <w:lang w:eastAsia="en-IN"/>
           <w14:ligatures w14:val="none"/>
         </w:rPr>
-        <w:t>&gt;</w:t>
+        <w:t>Add business logic for user operations.</w:t>
       </w:r>
     </w:p>
     <w:p>
@@ -2274,19 +2135,8 @@
           <w:lang w:eastAsia="en-IN"/>
           <w14:ligatures w14:val="none"/>
         </w:rPr>
-        <w:t>No need to write SQL manually</w:t>
-      </w:r>
-    </w:p>
-    <w:p>
-      <w:pPr>
-        <w:spacing w:after="0" w:line="240" w:lineRule="auto"/>
-        <w:rPr>
-          <w:rFonts w:ascii="Times New Roman" w:eastAsia="Times New Roman" w:hAnsi="Times New Roman" w:cs="Times New Roman"/>
-          <w:kern w:val="0"/>
-          <w:lang w:eastAsia="en-IN"/>
-          <w14:ligatures w14:val="none"/>
-        </w:rPr>
-      </w:pPr>
+        <w:t>Methods: createUser, getAllUsers, getUserById</w:t>
+      </w:r>
     </w:p>
     <w:p>
       <w:pPr>
@@ -2308,468 +2158,130 @@
           <w:lang w:eastAsia="en-IN"/>
           <w14:ligatures w14:val="none"/>
         </w:rPr>
-        <w:t xml:space="preserve">For </w:t>
-      </w:r>
-      <w:proofErr w:type="gramStart"/>
-      <w:r>
-        <w:rPr>
-          <w:rFonts w:ascii="Arial" w:eastAsia="Times New Roman" w:hAnsi="Arial" w:cs="Arial"/>
-          <w:color w:val="000000"/>
-          <w:kern w:val="0"/>
-          <w:sz w:val="22"/>
-          <w:szCs w:val="22"/>
-          <w:lang w:eastAsia="en-IN"/>
-          <w14:ligatures w14:val="none"/>
-        </w:rPr>
-        <w:t>eg..</w:t>
-      </w:r>
-      <w:proofErr w:type="gramEnd"/>
-    </w:p>
-    <w:p>
-      <w:pPr>
-        <w:spacing w:after="0" w:line="240" w:lineRule="auto"/>
-        <w:rPr>
-          <w:rFonts w:ascii="Times New Roman" w:eastAsia="Times New Roman" w:hAnsi="Times New Roman" w:cs="Times New Roman"/>
-          <w:kern w:val="0"/>
-          <w:lang w:eastAsia="en-IN"/>
-          <w14:ligatures w14:val="none"/>
-        </w:rPr>
-      </w:pPr>
-    </w:p>
-    <w:p>
-      <w:pPr>
-        <w:shd w:val="clear" w:color="auto" w:fill="191A1C"/>
-        <w:spacing w:after="0" w:line="240" w:lineRule="auto"/>
-        <w:rPr>
-          <w:rFonts w:ascii="Times New Roman" w:eastAsia="Times New Roman" w:hAnsi="Times New Roman" w:cs="Times New Roman"/>
-          <w:kern w:val="0"/>
-          <w:lang w:eastAsia="en-IN"/>
-          <w14:ligatures w14:val="none"/>
-        </w:rPr>
-      </w:pPr>
-      <w:r>
-        <w:rPr>
-          <w:rFonts w:ascii="Courier New" w:eastAsia="Times New Roman" w:hAnsi="Courier New" w:cs="Courier New"/>
-          <w:color w:val="CF8E6D"/>
-          <w:kern w:val="0"/>
-          <w:lang w:eastAsia="en-IN"/>
-          <w14:ligatures w14:val="none"/>
-        </w:rPr>
-        <w:t xml:space="preserve">package </w:t>
-      </w:r>
-      <w:proofErr w:type="gramStart"/>
-      <w:r>
-        <w:rPr>
-          <w:rFonts w:ascii="Courier New" w:eastAsia="Times New Roman" w:hAnsi="Courier New" w:cs="Courier New"/>
-          <w:color w:val="BCBEC4"/>
-          <w:kern w:val="0"/>
-          <w:lang w:eastAsia="en-IN"/>
-          <w14:ligatures w14:val="none"/>
-        </w:rPr>
-        <w:t>com.microservices</w:t>
-      </w:r>
-      <w:proofErr w:type="gramEnd"/>
-      <w:r>
-        <w:rPr>
-          <w:rFonts w:ascii="Courier New" w:eastAsia="Times New Roman" w:hAnsi="Courier New" w:cs="Courier New"/>
-          <w:color w:val="BCBEC4"/>
-          <w:kern w:val="0"/>
-          <w:lang w:eastAsia="en-IN"/>
-          <w14:ligatures w14:val="none"/>
-        </w:rPr>
-        <w:t>.</w:t>
-      </w:r>
-      <w:proofErr w:type="gramStart"/>
-      <w:r>
-        <w:rPr>
-          <w:rFonts w:ascii="Courier New" w:eastAsia="Times New Roman" w:hAnsi="Courier New" w:cs="Courier New"/>
-          <w:color w:val="BCBEC4"/>
-          <w:kern w:val="0"/>
-          <w:lang w:eastAsia="en-IN"/>
-          <w14:ligatures w14:val="none"/>
-        </w:rPr>
-        <w:t>userservice.repository</w:t>
-      </w:r>
-      <w:proofErr w:type="gramEnd"/>
-      <w:r>
-        <w:rPr>
-          <w:rFonts w:ascii="Courier New" w:eastAsia="Times New Roman" w:hAnsi="Courier New" w:cs="Courier New"/>
-          <w:color w:val="BCBEC4"/>
-          <w:kern w:val="0"/>
-          <w:lang w:eastAsia="en-IN"/>
-          <w14:ligatures w14:val="none"/>
-        </w:rPr>
-        <w:t>;</w:t>
-      </w:r>
-    </w:p>
-    <w:p>
-      <w:pPr>
-        <w:shd w:val="clear" w:color="auto" w:fill="191A1C"/>
-        <w:spacing w:after="0" w:line="240" w:lineRule="auto"/>
-        <w:rPr>
-          <w:rFonts w:ascii="Times New Roman" w:eastAsia="Times New Roman" w:hAnsi="Times New Roman" w:cs="Times New Roman"/>
-          <w:kern w:val="0"/>
-          <w:lang w:eastAsia="en-IN"/>
-          <w14:ligatures w14:val="none"/>
-        </w:rPr>
-      </w:pPr>
-    </w:p>
-    <w:p>
-      <w:pPr>
-        <w:shd w:val="clear" w:color="auto" w:fill="191A1C"/>
-        <w:spacing w:after="0" w:line="240" w:lineRule="auto"/>
-        <w:rPr>
-          <w:rFonts w:ascii="Times New Roman" w:eastAsia="Times New Roman" w:hAnsi="Times New Roman" w:cs="Times New Roman"/>
-          <w:kern w:val="0"/>
-          <w:lang w:eastAsia="en-IN"/>
-          <w14:ligatures w14:val="none"/>
-        </w:rPr>
-      </w:pPr>
-      <w:r>
-        <w:rPr>
-          <w:rFonts w:ascii="Courier New" w:eastAsia="Times New Roman" w:hAnsi="Courier New" w:cs="Courier New"/>
-          <w:color w:val="CF8E6D"/>
-          <w:kern w:val="0"/>
-          <w:lang w:eastAsia="en-IN"/>
-          <w14:ligatures w14:val="none"/>
-        </w:rPr>
-        <w:t xml:space="preserve">import </w:t>
-      </w:r>
-      <w:proofErr w:type="gramStart"/>
-      <w:r>
-        <w:rPr>
-          <w:rFonts w:ascii="Courier New" w:eastAsia="Times New Roman" w:hAnsi="Courier New" w:cs="Courier New"/>
-          <w:color w:val="BCBEC4"/>
-          <w:kern w:val="0"/>
-          <w:lang w:eastAsia="en-IN"/>
-          <w14:ligatures w14:val="none"/>
-        </w:rPr>
-        <w:t>com.microservices</w:t>
-      </w:r>
-      <w:proofErr w:type="gramEnd"/>
-      <w:r>
-        <w:rPr>
-          <w:rFonts w:ascii="Courier New" w:eastAsia="Times New Roman" w:hAnsi="Courier New" w:cs="Courier New"/>
-          <w:color w:val="BCBEC4"/>
-          <w:kern w:val="0"/>
-          <w:lang w:eastAsia="en-IN"/>
-          <w14:ligatures w14:val="none"/>
-        </w:rPr>
-        <w:t>.</w:t>
-      </w:r>
-      <w:proofErr w:type="gramStart"/>
-      <w:r>
-        <w:rPr>
-          <w:rFonts w:ascii="Courier New" w:eastAsia="Times New Roman" w:hAnsi="Courier New" w:cs="Courier New"/>
-          <w:color w:val="BCBEC4"/>
-          <w:kern w:val="0"/>
-          <w:lang w:eastAsia="en-IN"/>
-          <w14:ligatures w14:val="none"/>
-        </w:rPr>
-        <w:t>userservice.model</w:t>
-      </w:r>
-      <w:proofErr w:type="gramEnd"/>
-      <w:r>
-        <w:rPr>
-          <w:rFonts w:ascii="Courier New" w:eastAsia="Times New Roman" w:hAnsi="Courier New" w:cs="Courier New"/>
-          <w:color w:val="BCBEC4"/>
-          <w:kern w:val="0"/>
-          <w:lang w:eastAsia="en-IN"/>
-          <w14:ligatures w14:val="none"/>
-        </w:rPr>
-        <w:t>.User;</w:t>
-      </w:r>
-    </w:p>
-    <w:p>
-      <w:pPr>
-        <w:shd w:val="clear" w:color="auto" w:fill="191A1C"/>
-        <w:spacing w:after="0" w:line="240" w:lineRule="auto"/>
-        <w:rPr>
-          <w:rFonts w:ascii="Times New Roman" w:eastAsia="Times New Roman" w:hAnsi="Times New Roman" w:cs="Times New Roman"/>
-          <w:kern w:val="0"/>
-          <w:lang w:eastAsia="en-IN"/>
-          <w14:ligatures w14:val="none"/>
-        </w:rPr>
-      </w:pPr>
-      <w:r>
-        <w:rPr>
-          <w:rFonts w:ascii="Courier New" w:eastAsia="Times New Roman" w:hAnsi="Courier New" w:cs="Courier New"/>
-          <w:color w:val="CF8E6D"/>
-          <w:kern w:val="0"/>
-          <w:lang w:eastAsia="en-IN"/>
-          <w14:ligatures w14:val="none"/>
-        </w:rPr>
-        <w:t xml:space="preserve">import </w:t>
-      </w:r>
-      <w:proofErr w:type="gramStart"/>
-      <w:r>
-        <w:rPr>
-          <w:rFonts w:ascii="Courier New" w:eastAsia="Times New Roman" w:hAnsi="Courier New" w:cs="Courier New"/>
-          <w:color w:val="BCBEC4"/>
-          <w:kern w:val="0"/>
-          <w:lang w:eastAsia="en-IN"/>
-          <w14:ligatures w14:val="none"/>
-        </w:rPr>
-        <w:t>org.springframework.data.jpa.repository</w:t>
-      </w:r>
-      <w:proofErr w:type="gramEnd"/>
-      <w:r>
-        <w:rPr>
-          <w:rFonts w:ascii="Courier New" w:eastAsia="Times New Roman" w:hAnsi="Courier New" w:cs="Courier New"/>
-          <w:color w:val="BCBEC4"/>
-          <w:kern w:val="0"/>
-          <w:lang w:eastAsia="en-IN"/>
-          <w14:ligatures w14:val="none"/>
-        </w:rPr>
-        <w:t>.JpaRepository;</w:t>
-      </w:r>
-    </w:p>
-    <w:p>
-      <w:pPr>
-        <w:shd w:val="clear" w:color="auto" w:fill="191A1C"/>
-        <w:spacing w:after="0" w:line="240" w:lineRule="auto"/>
-        <w:rPr>
-          <w:rFonts w:ascii="Times New Roman" w:eastAsia="Times New Roman" w:hAnsi="Times New Roman" w:cs="Times New Roman"/>
-          <w:kern w:val="0"/>
-          <w:lang w:eastAsia="en-IN"/>
-          <w14:ligatures w14:val="none"/>
-        </w:rPr>
-      </w:pPr>
-    </w:p>
-    <w:p>
-      <w:pPr>
-        <w:shd w:val="clear" w:color="auto" w:fill="191A1C"/>
-        <w:spacing w:after="0" w:line="240" w:lineRule="auto"/>
-        <w:rPr>
-          <w:rFonts w:ascii="Times New Roman" w:eastAsia="Times New Roman" w:hAnsi="Times New Roman" w:cs="Times New Roman"/>
-          <w:kern w:val="0"/>
-          <w:lang w:eastAsia="en-IN"/>
-          <w14:ligatures w14:val="none"/>
-        </w:rPr>
-      </w:pPr>
-      <w:r>
-        <w:rPr>
-          <w:rFonts w:ascii="Courier New" w:eastAsia="Times New Roman" w:hAnsi="Courier New" w:cs="Courier New"/>
-          <w:color w:val="CF8E6D"/>
-          <w:kern w:val="0"/>
-          <w:lang w:eastAsia="en-IN"/>
-          <w14:ligatures w14:val="none"/>
-        </w:rPr>
-        <w:t xml:space="preserve">public interface </w:t>
-      </w:r>
-      <w:r>
-        <w:rPr>
-          <w:rFonts w:ascii="Courier New" w:eastAsia="Times New Roman" w:hAnsi="Courier New" w:cs="Courier New"/>
-          <w:color w:val="BCBEC4"/>
-          <w:kern w:val="0"/>
-          <w:lang w:eastAsia="en-IN"/>
-          <w14:ligatures w14:val="none"/>
-        </w:rPr>
-        <w:t xml:space="preserve">UserRepository </w:t>
-      </w:r>
-      <w:r>
-        <w:rPr>
-          <w:rFonts w:ascii="Courier New" w:eastAsia="Times New Roman" w:hAnsi="Courier New" w:cs="Courier New"/>
-          <w:color w:val="CF8E6D"/>
-          <w:kern w:val="0"/>
-          <w:lang w:eastAsia="en-IN"/>
-          <w14:ligatures w14:val="none"/>
-        </w:rPr>
-        <w:t xml:space="preserve">extends </w:t>
-      </w:r>
-      <w:r>
-        <w:rPr>
-          <w:rFonts w:ascii="Courier New" w:eastAsia="Times New Roman" w:hAnsi="Courier New" w:cs="Courier New"/>
-          <w:color w:val="BCBEC4"/>
-          <w:kern w:val="0"/>
-          <w:lang w:eastAsia="en-IN"/>
-          <w14:ligatures w14:val="none"/>
-        </w:rPr>
-        <w:t xml:space="preserve">JpaRepository&lt;User, </w:t>
-      </w:r>
-      <w:proofErr w:type="gramStart"/>
-      <w:r>
-        <w:rPr>
-          <w:rFonts w:ascii="Courier New" w:eastAsia="Times New Roman" w:hAnsi="Courier New" w:cs="Courier New"/>
-          <w:color w:val="BCBEC4"/>
-          <w:kern w:val="0"/>
-          <w:lang w:eastAsia="en-IN"/>
-          <w14:ligatures w14:val="none"/>
-        </w:rPr>
-        <w:t>Long</w:t>
-      </w:r>
-      <w:proofErr w:type="gramEnd"/>
-      <w:r>
-        <w:rPr>
-          <w:rFonts w:ascii="Courier New" w:eastAsia="Times New Roman" w:hAnsi="Courier New" w:cs="Courier New"/>
-          <w:color w:val="BCBEC4"/>
-          <w:kern w:val="0"/>
-          <w:lang w:eastAsia="en-IN"/>
-          <w14:ligatures w14:val="none"/>
-        </w:rPr>
-        <w:t>&gt; {</w:t>
-      </w:r>
-    </w:p>
-    <w:p>
-      <w:pPr>
-        <w:shd w:val="clear" w:color="auto" w:fill="191A1C"/>
-        <w:spacing w:after="0" w:line="240" w:lineRule="auto"/>
-        <w:rPr>
-          <w:rFonts w:ascii="Times New Roman" w:eastAsia="Times New Roman" w:hAnsi="Times New Roman" w:cs="Times New Roman"/>
-          <w:kern w:val="0"/>
-          <w:lang w:eastAsia="en-IN"/>
-          <w14:ligatures w14:val="none"/>
-        </w:rPr>
-      </w:pPr>
-      <w:r>
-        <w:rPr>
-          <w:rFonts w:ascii="Courier New" w:eastAsia="Times New Roman" w:hAnsi="Courier New" w:cs="Courier New"/>
-          <w:color w:val="BCBEC4"/>
-          <w:kern w:val="0"/>
-          <w:lang w:eastAsia="en-IN"/>
-          <w14:ligatures w14:val="none"/>
-        </w:rPr>
-        <w:t>}</w:t>
-      </w:r>
-    </w:p>
-    <w:p>
-      <w:pPr>
-        <w:spacing w:after="0" w:line="240" w:lineRule="auto"/>
-        <w:rPr>
-          <w:rFonts w:ascii="Times New Roman" w:eastAsia="Times New Roman" w:hAnsi="Times New Roman" w:cs="Times New Roman"/>
-          <w:kern w:val="0"/>
-          <w:lang w:eastAsia="en-IN"/>
-          <w14:ligatures w14:val="none"/>
-        </w:rPr>
-      </w:pPr>
-    </w:p>
-    <w:p>
-      <w:pPr>
-        <w:spacing w:after="0" w:line="240" w:lineRule="auto"/>
-        <w:rPr>
-          <w:rFonts w:ascii="Times New Roman" w:eastAsia="Times New Roman" w:hAnsi="Times New Roman" w:cs="Times New Roman"/>
-          <w:kern w:val="0"/>
-          <w:lang w:eastAsia="en-IN"/>
-          <w14:ligatures w14:val="none"/>
-        </w:rPr>
-      </w:pPr>
-      <w:r>
-        <w:rPr>
-          <w:rFonts w:ascii="Arial" w:eastAsia="Times New Roman" w:hAnsi="Arial" w:cs="Arial"/>
-          <w:color w:val="000000"/>
-          <w:kern w:val="0"/>
-          <w:sz w:val="22"/>
-          <w:szCs w:val="22"/>
-          <w:lang w:eastAsia="en-IN"/>
-          <w14:ligatures w14:val="none"/>
-        </w:rPr>
-        <w:t>Step 5:</w:t>
-      </w:r>
-    </w:p>
-    <w:p>
-      <w:pPr>
-        <w:spacing w:after="0" w:line="240" w:lineRule="auto"/>
-        <w:rPr>
-          <w:rFonts w:ascii="Times New Roman" w:eastAsia="Times New Roman" w:hAnsi="Times New Roman" w:cs="Times New Roman"/>
-          <w:kern w:val="0"/>
-          <w:lang w:eastAsia="en-IN"/>
-          <w14:ligatures w14:val="none"/>
-        </w:rPr>
-      </w:pPr>
-    </w:p>
-    <w:p>
-      <w:pPr>
-        <w:spacing w:after="0" w:line="240" w:lineRule="auto"/>
-        <w:rPr>
-          <w:rFonts w:ascii="Times New Roman" w:eastAsia="Times New Roman" w:hAnsi="Times New Roman" w:cs="Times New Roman"/>
-          <w:kern w:val="0"/>
-          <w:lang w:eastAsia="en-IN"/>
-          <w14:ligatures w14:val="none"/>
-        </w:rPr>
-      </w:pPr>
-      <w:r>
-        <w:rPr>
-          <w:rFonts w:ascii="Arial" w:eastAsia="Times New Roman" w:hAnsi="Arial" w:cs="Arial"/>
-          <w:color w:val="000000"/>
-          <w:kern w:val="0"/>
-          <w:sz w:val="22"/>
-          <w:szCs w:val="22"/>
-          <w:lang w:eastAsia="en-IN"/>
-          <w14:ligatures w14:val="none"/>
-        </w:rPr>
-        <w:t>Create Service Layer</w:t>
-      </w:r>
-    </w:p>
-    <w:p>
-      <w:pPr>
-        <w:spacing w:after="0" w:line="240" w:lineRule="auto"/>
-        <w:rPr>
-          <w:rFonts w:ascii="Times New Roman" w:eastAsia="Times New Roman" w:hAnsi="Times New Roman" w:cs="Times New Roman"/>
-          <w:kern w:val="0"/>
-          <w:lang w:eastAsia="en-IN"/>
-          <w14:ligatures w14:val="none"/>
-        </w:rPr>
-      </w:pPr>
-      <w:r>
-        <w:rPr>
-          <w:rFonts w:ascii="Arial" w:eastAsia="Times New Roman" w:hAnsi="Arial" w:cs="Arial"/>
-          <w:color w:val="000000"/>
-          <w:kern w:val="0"/>
-          <w:sz w:val="22"/>
-          <w:szCs w:val="22"/>
-          <w:lang w:eastAsia="en-IN"/>
-          <w14:ligatures w14:val="none"/>
-        </w:rPr>
-        <w:t>Add business logic for user operations.</w:t>
-      </w:r>
-    </w:p>
-    <w:p>
-      <w:pPr>
-        <w:spacing w:after="0" w:line="240" w:lineRule="auto"/>
-        <w:rPr>
-          <w:rFonts w:ascii="Times New Roman" w:eastAsia="Times New Roman" w:hAnsi="Times New Roman" w:cs="Times New Roman"/>
-          <w:kern w:val="0"/>
-          <w:lang w:eastAsia="en-IN"/>
-          <w14:ligatures w14:val="none"/>
-        </w:rPr>
-      </w:pPr>
-      <w:r>
-        <w:rPr>
-          <w:rFonts w:ascii="Arial" w:eastAsia="Times New Roman" w:hAnsi="Arial" w:cs="Arial"/>
-          <w:color w:val="000000"/>
-          <w:kern w:val="0"/>
-          <w:sz w:val="22"/>
-          <w:szCs w:val="22"/>
-          <w:lang w:eastAsia="en-IN"/>
-          <w14:ligatures w14:val="none"/>
-        </w:rPr>
-        <w:t>Methods: createUser, getAllUsers, getUserById</w:t>
-      </w:r>
-    </w:p>
-    <w:p>
-      <w:pPr>
-        <w:spacing w:after="0" w:line="240" w:lineRule="auto"/>
-        <w:rPr>
-          <w:rFonts w:ascii="Times New Roman" w:eastAsia="Times New Roman" w:hAnsi="Times New Roman" w:cs="Times New Roman"/>
-          <w:kern w:val="0"/>
-          <w:lang w:eastAsia="en-IN"/>
-          <w14:ligatures w14:val="none"/>
-        </w:rPr>
-      </w:pPr>
-      <w:r>
-        <w:rPr>
-          <w:rFonts w:ascii="Arial" w:eastAsia="Times New Roman" w:hAnsi="Arial" w:cs="Arial"/>
-          <w:color w:val="000000"/>
-          <w:kern w:val="0"/>
-          <w:sz w:val="22"/>
-          <w:szCs w:val="22"/>
-          <w:lang w:eastAsia="en-IN"/>
-          <w14:ligatures w14:val="none"/>
-        </w:rPr>
         <w:t>Autowire UserRepository</w:t>
       </w:r>
     </w:p>
     <w:p/>
+    <w:p>
+      <w:r>
+        <w:drawing>
+          <wp:inline distT="0" distB="0" distL="0" distR="0" wp14:anchorId="1D9017A0" wp14:editId="01622F13">
+            <wp:extent cx="5731510" cy="3377565"/>
+            <wp:effectExtent l="0" t="0" r="2540" b="0"/>
+            <wp:docPr id="1685188925" name="Picture 1"/>
+            <wp:cNvGraphicFramePr>
+              <a:graphicFrameLocks xmlns:a="http://schemas.openxmlformats.org/drawingml/2006/main" noChangeAspect="1"/>
+            </wp:cNvGraphicFramePr>
+            <a:graphic xmlns:a="http://schemas.openxmlformats.org/drawingml/2006/main">
+              <a:graphicData uri="http://schemas.openxmlformats.org/drawingml/2006/picture">
+                <pic:pic xmlns:pic="http://schemas.openxmlformats.org/drawingml/2006/picture">
+                  <pic:nvPicPr>
+                    <pic:cNvPr id="1685188925" name=""/>
+                    <pic:cNvPicPr/>
+                  </pic:nvPicPr>
+                  <pic:blipFill>
+                    <a:blip r:embed="rId5"/>
+                    <a:stretch>
+                      <a:fillRect/>
+                    </a:stretch>
+                  </pic:blipFill>
+                  <pic:spPr>
+                    <a:xfrm>
+                      <a:off x="0" y="0"/>
+                      <a:ext cx="5731510" cy="3377565"/>
+                    </a:xfrm>
+                    <a:prstGeom prst="rect">
+                      <a:avLst/>
+                    </a:prstGeom>
+                  </pic:spPr>
+                </pic:pic>
+              </a:graphicData>
+            </a:graphic>
+          </wp:inline>
+        </w:drawing>
+      </w:r>
+    </w:p>
+    <w:p/>
+    <w:p>
+      <w:r>
+        <w:lastRenderedPageBreak/>
+        <w:drawing>
+          <wp:inline distT="0" distB="0" distL="0" distR="0" wp14:anchorId="147F8DBD" wp14:editId="2BD78692">
+            <wp:extent cx="5731510" cy="3332480"/>
+            <wp:effectExtent l="0" t="0" r="2540" b="1270"/>
+            <wp:docPr id="2092689691" name="Picture 1"/>
+            <wp:cNvGraphicFramePr>
+              <a:graphicFrameLocks xmlns:a="http://schemas.openxmlformats.org/drawingml/2006/main" noChangeAspect="1"/>
+            </wp:cNvGraphicFramePr>
+            <a:graphic xmlns:a="http://schemas.openxmlformats.org/drawingml/2006/main">
+              <a:graphicData uri="http://schemas.openxmlformats.org/drawingml/2006/picture">
+                <pic:pic xmlns:pic="http://schemas.openxmlformats.org/drawingml/2006/picture">
+                  <pic:nvPicPr>
+                    <pic:cNvPr id="2092689691" name=""/>
+                    <pic:cNvPicPr/>
+                  </pic:nvPicPr>
+                  <pic:blipFill>
+                    <a:blip r:embed="rId6"/>
+                    <a:stretch>
+                      <a:fillRect/>
+                    </a:stretch>
+                  </pic:blipFill>
+                  <pic:spPr>
+                    <a:xfrm>
+                      <a:off x="0" y="0"/>
+                      <a:ext cx="5731510" cy="3332480"/>
+                    </a:xfrm>
+                    <a:prstGeom prst="rect">
+                      <a:avLst/>
+                    </a:prstGeom>
+                  </pic:spPr>
+                </pic:pic>
+              </a:graphicData>
+            </a:graphic>
+          </wp:inline>
+        </w:drawing>
+      </w:r>
+    </w:p>
+    <w:p/>
+    <w:p>
+      <w:r>
+        <w:drawing>
+          <wp:inline distT="0" distB="0" distL="0" distR="0" wp14:anchorId="0D76188A" wp14:editId="7FD73506">
+            <wp:extent cx="5731510" cy="3366135"/>
+            <wp:effectExtent l="0" t="0" r="2540" b="5715"/>
+            <wp:docPr id="331720857" name="Picture 1"/>
+            <wp:cNvGraphicFramePr>
+              <a:graphicFrameLocks xmlns:a="http://schemas.openxmlformats.org/drawingml/2006/main" noChangeAspect="1"/>
+            </wp:cNvGraphicFramePr>
+            <a:graphic xmlns:a="http://schemas.openxmlformats.org/drawingml/2006/main">
+              <a:graphicData uri="http://schemas.openxmlformats.org/drawingml/2006/picture">
+                <pic:pic xmlns:pic="http://schemas.openxmlformats.org/drawingml/2006/picture">
+                  <pic:nvPicPr>
+                    <pic:cNvPr id="331720857" name=""/>
+                    <pic:cNvPicPr/>
+                  </pic:nvPicPr>
+                  <pic:blipFill>
+                    <a:blip r:embed="rId7"/>
+                    <a:stretch>
+                      <a:fillRect/>
+                    </a:stretch>
+                  </pic:blipFill>
+                  <pic:spPr>
+                    <a:xfrm>
+                      <a:off x="0" y="0"/>
+                      <a:ext cx="5731510" cy="3366135"/>
+                    </a:xfrm>
+                    <a:prstGeom prst="rect">
+                      <a:avLst/>
+                    </a:prstGeom>
+                  </pic:spPr>
+                </pic:pic>
+              </a:graphicData>
+            </a:graphic>
+          </wp:inline>
+        </w:drawing>
+      </w:r>
+    </w:p>
     <w:sectPr>
       <w:pgSz w:w="11906" w:h="16838"/>
       <w:pgMar w:top="1440" w:right="1440" w:bottom="1440" w:left="1440" w:header="708" w:footer="708" w:gutter="0"/>
